--- a/User Cases/User Cases Goer.docx
+++ b/User Cases/User Cases Goer.docx
@@ -196,7 +196,7 @@
               <w:cnfStyle w:val="000000100000" w:firstRow="0" w:lastRow="0" w:firstColumn="0" w:lastColumn="0" w:oddVBand="0" w:evenVBand="0" w:oddHBand="1" w:evenHBand="0" w:firstRowFirstColumn="0" w:firstRowLastColumn="0" w:lastRowFirstColumn="0" w:lastRowLastColumn="0"/>
             </w:pPr>
             <w:r>
-              <w:t>GO-01 (Follow Preferred Categories)</w:t>
+              <w:t>UC-GO-11 (Discover Events)</w:t>
             </w:r>
           </w:p>
         </w:tc>
@@ -609,7 +609,7 @@
               <w:cnfStyle w:val="000000100000" w:firstRow="0" w:lastRow="0" w:firstColumn="0" w:lastColumn="0" w:oddVBand="0" w:evenVBand="0" w:oddHBand="1" w:evenHBand="0" w:firstRowFirstColumn="0" w:firstRowLastColumn="0" w:lastRowFirstColumn="0" w:lastRowLastColumn="0"/>
             </w:pPr>
             <w:r>
-              <w:t>GO-02 (Check Host Credibility)</w:t>
+              <w:t>UC-GO-12 (View Event Details)</w:t>
             </w:r>
           </w:p>
         </w:tc>
@@ -1018,7 +1018,7 @@
               <w:cnfStyle w:val="000000100000" w:firstRow="0" w:lastRow="0" w:firstColumn="0" w:lastColumn="0" w:oddVBand="0" w:evenVBand="0" w:oddHBand="1" w:evenHBand="0" w:firstRowFirstColumn="0" w:firstRowLastColumn="0" w:lastRowFirstColumn="0" w:lastRowLastColumn="0"/>
             </w:pPr>
             <w:r>
-              <w:t>GO-03 (Enter Waitlist for Sold-Out Event)</w:t>
+              <w:t>UC-GO-13 (Join Event)</w:t>
             </w:r>
           </w:p>
         </w:tc>
@@ -1431,7 +1431,7 @@
               <w:cnfStyle w:val="000000100000" w:firstRow="0" w:lastRow="0" w:firstColumn="0" w:lastColumn="0" w:oddVBand="0" w:evenVBand="0" w:oddHBand="1" w:evenHBand="0" w:firstRowFirstColumn="0" w:firstRowLastColumn="0" w:lastRowFirstColumn="0" w:lastRowLastColumn="0"/>
             </w:pPr>
             <w:r>
-              <w:t>GO-04 (Use Map for Directions)</w:t>
+              <w:t>UC-GO-12 (View Event Details)</w:t>
             </w:r>
           </w:p>
         </w:tc>
@@ -1840,7 +1840,7 @@
               <w:cnfStyle w:val="000000100000" w:firstRow="0" w:lastRow="0" w:firstColumn="0" w:lastColumn="0" w:oddVBand="0" w:evenVBand="0" w:oddHBand="1" w:evenHBand="0" w:firstRowFirstColumn="0" w:firstRowLastColumn="0" w:lastRowFirstColumn="0" w:lastRowLastColumn="0"/>
             </w:pPr>
             <w:r>
-              <w:t>GO-05 (Share Event with Friends)</w:t>
+              <w:t>UC-GO-12 (View Event Details)</w:t>
             </w:r>
           </w:p>
         </w:tc>
@@ -2114,8 +2114,8 @@
         <w:tblLook w:val="04A0" w:firstRow="1" w:lastRow="0" w:firstColumn="1" w:lastColumn="0" w:noHBand="0" w:noVBand="1"/>
       </w:tblPr>
       <w:tblGrid>
-        <w:gridCol w:w="2954"/>
-        <w:gridCol w:w="6396"/>
+        <w:gridCol w:w="2948"/>
+        <w:gridCol w:w="6402"/>
       </w:tblGrid>
       <w:tr>
         <w:trPr>
@@ -2214,7 +2214,7 @@
               <w:cnfStyle w:val="000000000000" w:firstRow="0" w:lastRow="0" w:firstColumn="0" w:lastColumn="0" w:oddVBand="0" w:evenVBand="0" w:oddHBand="0" w:evenHBand="0" w:firstRowFirstColumn="0" w:firstRowLastColumn="0" w:lastRowFirstColumn="0" w:lastRowLastColumn="0"/>
             </w:pPr>
             <w:r>
-              <w:t>A goer organizer saves incomplete event details as a draft for later editing.</w:t>
+              <w:t>A goer host saves incomplete event details as a draft for later editing.</w:t>
             </w:r>
           </w:p>
         </w:tc>
@@ -2249,7 +2249,7 @@
               <w:cnfStyle w:val="000000100000" w:firstRow="0" w:lastRow="0" w:firstColumn="0" w:lastColumn="0" w:oddVBand="0" w:evenVBand="0" w:oddHBand="1" w:evenHBand="0" w:firstRowFirstColumn="0" w:firstRowLastColumn="0" w:lastRowFirstColumn="0" w:lastRowLastColumn="0"/>
             </w:pPr>
             <w:r>
-              <w:t>GO-06 (Save Event Draft)</w:t>
+              <w:t>UC-GO-14 (Manage Hosted Event)</w:t>
             </w:r>
           </w:p>
         </w:tc>
@@ -2281,7 +2281,7 @@
               <w:cnfStyle w:val="000000000000" w:firstRow="0" w:lastRow="0" w:firstColumn="0" w:lastColumn="0" w:oddVBand="0" w:evenVBand="0" w:oddHBand="0" w:evenHBand="0" w:firstRowFirstColumn="0" w:firstRowLastColumn="0" w:lastRowFirstColumn="0" w:lastRowLastColumn="0"/>
             </w:pPr>
             <w:r>
-              <w:t>Primary: Goer Organizer. Secondary: Event Service.</w:t>
+              <w:t>Primary: Goer (Host Mode). Secondary: Event Service.</w:t>
             </w:r>
           </w:p>
         </w:tc>
@@ -2316,7 +2316,7 @@
               <w:cnfStyle w:val="000000100000" w:firstRow="0" w:lastRow="0" w:firstColumn="0" w:lastColumn="0" w:oddVBand="0" w:evenVBand="0" w:oddHBand="1" w:evenHBand="0" w:firstRowFirstColumn="0" w:firstRowLastColumn="0" w:lastRowFirstColumn="0" w:lastRowLastColumn="0"/>
             </w:pPr>
             <w:r>
-              <w:t>Goer organizer is authenticated and event creation form is open.</w:t>
+              <w:t>Goer is authenticated, in host mode, and event creation form is open.</w:t>
             </w:r>
           </w:p>
         </w:tc>
@@ -2348,11 +2348,11 @@
               <w:cnfStyle w:val="000000000000" w:firstRow="0" w:lastRow="0" w:firstColumn="0" w:lastColumn="0" w:oddVBand="0" w:evenVBand="0" w:oddHBand="0" w:evenHBand="0" w:firstRowFirstColumn="0" w:firstRowLastColumn="0" w:lastRowFirstColumn="0" w:lastRowLastColumn="0"/>
             </w:pPr>
             <w:r>
-              <w:t>1. Goer organizer enters partial event details.</w:t>
+              <w:t>1. Goer host enters partial event details.</w:t>
             </w:r>
             <w:r>
               <w:br/>
-              <w:t>2. Goer organizer selects Save as Draft.</w:t>
+              <w:t>2. Goer host selects Save as Draft.</w:t>
             </w:r>
             <w:r>
               <w:br/>
@@ -2627,7 +2627,7 @@
               <w:cnfStyle w:val="000000000000" w:firstRow="0" w:lastRow="0" w:firstColumn="0" w:lastColumn="0" w:oddVBand="0" w:evenVBand="0" w:oddHBand="0" w:evenHBand="0" w:firstRowFirstColumn="0" w:firstRowLastColumn="0" w:lastRowFirstColumn="0" w:lastRowLastColumn="0"/>
             </w:pPr>
             <w:r>
-              <w:t>A goer organizer sets a maximum attendee count for event control.</w:t>
+              <w:t>A goer host sets a maximum attendee count for event control.</w:t>
             </w:r>
           </w:p>
         </w:tc>
@@ -2662,7 +2662,7 @@
               <w:cnfStyle w:val="000000100000" w:firstRow="0" w:lastRow="0" w:firstColumn="0" w:lastColumn="0" w:oddVBand="0" w:evenVBand="0" w:oddHBand="1" w:evenHBand="0" w:firstRowFirstColumn="0" w:firstRowLastColumn="0" w:lastRowFirstColumn="0" w:lastRowLastColumn="0"/>
             </w:pPr>
             <w:r>
-              <w:t>GO-07 (Limit Event Capacity)</w:t>
+              <w:t>UC-GO-14 (Manage Hosted Event)</w:t>
             </w:r>
           </w:p>
         </w:tc>
@@ -2694,7 +2694,7 @@
               <w:cnfStyle w:val="000000000000" w:firstRow="0" w:lastRow="0" w:firstColumn="0" w:lastColumn="0" w:oddVBand="0" w:evenVBand="0" w:oddHBand="0" w:evenHBand="0" w:firstRowFirstColumn="0" w:firstRowLastColumn="0" w:lastRowFirstColumn="0" w:lastRowLastColumn="0"/>
             </w:pPr>
             <w:r>
-              <w:t>Primary: Goer Organizer. Secondary: Registration Service.</w:t>
+              <w:t>Primary: Goer (Host Mode). Secondary: Registration Service.</w:t>
             </w:r>
           </w:p>
         </w:tc>
@@ -2729,7 +2729,7 @@
               <w:cnfStyle w:val="000000100000" w:firstRow="0" w:lastRow="0" w:firstColumn="0" w:lastColumn="0" w:oddVBand="0" w:evenVBand="0" w:oddHBand="1" w:evenHBand="0" w:firstRowFirstColumn="0" w:firstRowLastColumn="0" w:lastRowFirstColumn="0" w:lastRowLastColumn="0"/>
             </w:pPr>
             <w:r>
-              <w:t>Goer organizer is editing a draft or published event.</w:t>
+              <w:t>Goer is in host mode and editing a draft or published event.</w:t>
             </w:r>
           </w:p>
         </w:tc>
@@ -2761,11 +2761,11 @@
               <w:cnfStyle w:val="000000000000" w:firstRow="0" w:lastRow="0" w:firstColumn="0" w:lastColumn="0" w:oddVBand="0" w:evenVBand="0" w:oddHBand="0" w:evenHBand="0" w:firstRowFirstColumn="0" w:firstRowLastColumn="0" w:lastRowFirstColumn="0" w:lastRowLastColumn="0"/>
             </w:pPr>
             <w:r>
-              <w:t>1. Goer organizer opens event settings.</w:t>
+              <w:t>1. Goer host opens event settings.</w:t>
             </w:r>
             <w:r>
               <w:br/>
-              <w:t>2. Goer organizer enters capacity value.</w:t>
+              <w:t>2. Goer host enters capacity value.</w:t>
             </w:r>
             <w:r>
               <w:br/>
@@ -3040,7 +3040,7 @@
               <w:cnfStyle w:val="000000000000" w:firstRow="0" w:lastRow="0" w:firstColumn="0" w:lastColumn="0" w:oddVBand="0" w:evenVBand="0" w:oddHBand="0" w:evenHBand="0" w:firstRowFirstColumn="0" w:firstRowLastColumn="0" w:lastRowFirstColumn="0" w:lastRowLastColumn="0"/>
             </w:pPr>
             <w:r>
-              <w:t>A goer organizer sends one update message to all joined participants.</w:t>
+              <w:t>A goer host sends one update message to all joined participants.</w:t>
             </w:r>
           </w:p>
         </w:tc>
@@ -3075,7 +3075,7 @@
               <w:cnfStyle w:val="000000100000" w:firstRow="0" w:lastRow="0" w:firstColumn="0" w:lastColumn="0" w:oddVBand="0" w:evenVBand="0" w:oddHBand="1" w:evenHBand="0" w:firstRowFirstColumn="0" w:firstRowLastColumn="0" w:lastRowFirstColumn="0" w:lastRowLastColumn="0"/>
             </w:pPr>
             <w:r>
-              <w:t>GO-08 (Broadcast Update to Attendees)</w:t>
+              <w:t>UC-GO-14 (Manage Hosted Event)</w:t>
             </w:r>
           </w:p>
         </w:tc>
@@ -3107,7 +3107,7 @@
               <w:cnfStyle w:val="000000000000" w:firstRow="0" w:lastRow="0" w:firstColumn="0" w:lastColumn="0" w:oddVBand="0" w:evenVBand="0" w:oddHBand="0" w:evenHBand="0" w:firstRowFirstColumn="0" w:firstRowLastColumn="0" w:lastRowFirstColumn="0" w:lastRowLastColumn="0"/>
             </w:pPr>
             <w:r>
-              <w:t>Primary: Goer Organizer. Secondary: Messaging Service, Notification Service.</w:t>
+              <w:t>Primary: Goer (Host Mode). Secondary: Messaging Service, Notification Service.</w:t>
             </w:r>
           </w:p>
         </w:tc>
@@ -3142,7 +3142,7 @@
               <w:cnfStyle w:val="000000100000" w:firstRow="0" w:lastRow="0" w:firstColumn="0" w:lastColumn="0" w:oddVBand="0" w:evenVBand="0" w:oddHBand="1" w:evenHBand="0" w:firstRowFirstColumn="0" w:firstRowLastColumn="0" w:lastRowFirstColumn="0" w:lastRowLastColumn="0"/>
             </w:pPr>
             <w:r>
-              <w:t>Event has at least one joined attendee and organizer owns the event.</w:t>
+              <w:t>Event has at least one joined attendee and the goer host owns the event.</w:t>
             </w:r>
           </w:p>
         </w:tc>
@@ -3174,15 +3174,15 @@
               <w:cnfStyle w:val="000000000000" w:firstRow="0" w:lastRow="0" w:firstColumn="0" w:lastColumn="0" w:oddVBand="0" w:evenVBand="0" w:oddHBand="0" w:evenHBand="0" w:firstRowFirstColumn="0" w:firstRowLastColumn="0" w:lastRowFirstColumn="0" w:lastRowLastColumn="0"/>
             </w:pPr>
             <w:r>
-              <w:t>1. Goer organizer opens attendee communication tool.</w:t>
+              <w:t>1. Goer host opens attendee communication tool.</w:t>
             </w:r>
             <w:r>
               <w:br/>
-              <w:t>2. Organizer composes broadcast message.</w:t>
+              <w:t>2. Goer host composes broadcast message.</w:t>
             </w:r>
             <w:r>
               <w:br/>
-              <w:t>3. Organizer sends message.</w:t>
+              <w:t>3. Goer host sends message.</w:t>
             </w:r>
             <w:r>
               <w:br/>
@@ -3225,7 +3225,7 @@
               <w:cnfStyle w:val="000000100000" w:firstRow="0" w:lastRow="0" w:firstColumn="0" w:lastColumn="0" w:oddVBand="0" w:evenVBand="0" w:oddHBand="1" w:evenHBand="0" w:firstRowFirstColumn="0" w:firstRowLastColumn="0" w:lastRowFirstColumn="0" w:lastRowLastColumn="0"/>
             </w:pPr>
             <w:r>
-              <w:t>A1. If message exceeds allowed length, system prompts organizer to shorten it.</w:t>
+              <w:t>A1. If message exceeds allowed length, system prompts the goer host to shorten it.</w:t>
             </w:r>
             <w:r>
               <w:br/>
@@ -3453,7 +3453,7 @@
               <w:cnfStyle w:val="000000000000" w:firstRow="0" w:lastRow="0" w:firstColumn="0" w:lastColumn="0" w:oddVBand="0" w:evenVBand="0" w:oddHBand="0" w:evenHBand="0" w:firstRowFirstColumn="0" w:firstRowLastColumn="0" w:lastRowFirstColumn="0" w:lastRowLastColumn="0"/>
             </w:pPr>
             <w:r>
-              <w:t>A goer organizer configures one event to repeat weekly or monthly.</w:t>
+              <w:t>A goer host configures one event to repeat weekly or monthly.</w:t>
             </w:r>
           </w:p>
         </w:tc>
@@ -3488,7 +3488,7 @@
               <w:cnfStyle w:val="000000100000" w:firstRow="0" w:lastRow="0" w:firstColumn="0" w:lastColumn="0" w:oddVBand="0" w:evenVBand="0" w:oddHBand="1" w:evenHBand="0" w:firstRowFirstColumn="0" w:firstRowLastColumn="0" w:lastRowFirstColumn="0" w:lastRowLastColumn="0"/>
             </w:pPr>
             <w:r>
-              <w:t>GO-09 (Set Recurring Schedule)</w:t>
+              <w:t>UC-GO-14 (Manage Hosted Event)</w:t>
             </w:r>
           </w:p>
         </w:tc>
@@ -3520,7 +3520,7 @@
               <w:cnfStyle w:val="000000000000" w:firstRow="0" w:lastRow="0" w:firstColumn="0" w:lastColumn="0" w:oddVBand="0" w:evenVBand="0" w:oddHBand="0" w:evenHBand="0" w:firstRowFirstColumn="0" w:firstRowLastColumn="0" w:lastRowFirstColumn="0" w:lastRowLastColumn="0"/>
             </w:pPr>
             <w:r>
-              <w:t>Primary: Goer Organizer. Secondary: Scheduling Service.</w:t>
+              <w:t>Primary: Goer (Host Mode). Secondary: Scheduling Service.</w:t>
             </w:r>
           </w:p>
         </w:tc>
@@ -3555,7 +3555,7 @@
               <w:cnfStyle w:val="000000100000" w:firstRow="0" w:lastRow="0" w:firstColumn="0" w:lastColumn="0" w:oddVBand="0" w:evenVBand="0" w:oddHBand="1" w:evenHBand="0" w:firstRowFirstColumn="0" w:firstRowLastColumn="0" w:lastRowFirstColumn="0" w:lastRowLastColumn="0"/>
             </w:pPr>
             <w:r>
-              <w:t>Organizer is creating or editing an event and recurrence options are enabled.</w:t>
+              <w:t>Goer host is creating or editing an event and recurrence options are enabled.</w:t>
             </w:r>
           </w:p>
         </w:tc>
@@ -3587,11 +3587,11 @@
               <w:cnfStyle w:val="000000000000" w:firstRow="0" w:lastRow="0" w:firstColumn="0" w:lastColumn="0" w:oddVBand="0" w:evenVBand="0" w:oddHBand="0" w:evenHBand="0" w:firstRowFirstColumn="0" w:firstRowLastColumn="0" w:lastRowFirstColumn="0" w:lastRowLastColumn="0"/>
             </w:pPr>
             <w:r>
-              <w:t>1. Organizer opens recurrence settings.</w:t>
+              <w:t>1. Goer host opens recurrence settings.</w:t>
             </w:r>
             <w:r>
               <w:br/>
-              <w:t>2. Organizer chooses frequency and end condition.</w:t>
+              <w:t>2. Goer host chooses frequency and end condition.</w:t>
             </w:r>
             <w:r>
               <w:br/>
@@ -3599,7 +3599,7 @@
             </w:r>
             <w:r>
               <w:br/>
-              <w:t>4. Organizer confirms recurrence rule.</w:t>
+              <w:t>4. Goer host confirms recurrence rule.</w:t>
             </w:r>
             <w:r>
               <w:br/>
@@ -3766,8 +3766,8 @@
         <w:tblLook w:val="04A0" w:firstRow="1" w:lastRow="0" w:firstColumn="1" w:lastColumn="0" w:noHBand="0" w:noVBand="1"/>
       </w:tblPr>
       <w:tblGrid>
-        <w:gridCol w:w="2861"/>
-        <w:gridCol w:w="6489"/>
+        <w:gridCol w:w="2867"/>
+        <w:gridCol w:w="6483"/>
       </w:tblGrid>
       <w:tr>
         <w:trPr>
@@ -3866,7 +3866,7 @@
               <w:cnfStyle w:val="000000000000" w:firstRow="0" w:lastRow="0" w:firstColumn="0" w:lastColumn="0" w:oddVBand="0" w:evenVBand="0" w:oddHBand="0" w:evenHBand="0" w:firstRowFirstColumn="0" w:firstRowLastColumn="0" w:lastRowFirstColumn="0" w:lastRowLastColumn="0"/>
             </w:pPr>
             <w:r>
-              <w:t>A goer organizer reviews views versus joins after an event.</w:t>
+              <w:t>A goer host reviews views versus joins after an event.</w:t>
             </w:r>
           </w:p>
         </w:tc>
@@ -3901,7 +3901,7 @@
               <w:cnfStyle w:val="000000100000" w:firstRow="0" w:lastRow="0" w:firstColumn="0" w:lastColumn="0" w:oddVBand="0" w:evenVBand="0" w:oddHBand="1" w:evenHBand="0" w:firstRowFirstColumn="0" w:firstRowLastColumn="0" w:lastRowFirstColumn="0" w:lastRowLastColumn="0"/>
             </w:pPr>
             <w:r>
-              <w:t>GO-10 (Review Event Performance)</w:t>
+              <w:t>UC-GO-14 (Manage Hosted Event)</w:t>
             </w:r>
           </w:p>
         </w:tc>
@@ -3933,7 +3933,7 @@
               <w:cnfStyle w:val="000000000000" w:firstRow="0" w:lastRow="0" w:firstColumn="0" w:lastColumn="0" w:oddVBand="0" w:evenVBand="0" w:oddHBand="0" w:evenHBand="0" w:firstRowFirstColumn="0" w:firstRowLastColumn="0" w:lastRowFirstColumn="0" w:lastRowLastColumn="0"/>
             </w:pPr>
             <w:r>
-              <w:t>Primary: Goer Organizer. Secondary: Analytics Service.</w:t>
+              <w:t>Primary: Goer (Host Mode). Secondary: Analytics Service.</w:t>
             </w:r>
           </w:p>
         </w:tc>
@@ -3968,7 +3968,7 @@
               <w:cnfStyle w:val="000000100000" w:firstRow="0" w:lastRow="0" w:firstColumn="0" w:lastColumn="0" w:oddVBand="0" w:evenVBand="0" w:oddHBand="1" w:evenHBand="0" w:firstRowFirstColumn="0" w:firstRowLastColumn="0" w:lastRowFirstColumn="0" w:lastRowLastColumn="0"/>
             </w:pPr>
             <w:r>
-              <w:t>Event has analytics data and organizer has permission to view it.</w:t>
+              <w:t>Event has analytics data and the goer host has permission to view it.</w:t>
             </w:r>
           </w:p>
         </w:tc>
@@ -4000,7 +4000,7 @@
               <w:cnfStyle w:val="000000000000" w:firstRow="0" w:lastRow="0" w:firstColumn="0" w:lastColumn="0" w:oddVBand="0" w:evenVBand="0" w:oddHBand="0" w:evenHBand="0" w:firstRowFirstColumn="0" w:firstRowLastColumn="0" w:lastRowFirstColumn="0" w:lastRowLastColumn="0"/>
             </w:pPr>
             <w:r>
-              <w:t>1. Organizer opens event analytics panel.</w:t>
+              <w:t>1. Goer host opens event analytics panel.</w:t>
             </w:r>
             <w:r>
               <w:br/>
@@ -4008,7 +4008,7 @@
             </w:r>
             <w:r>
               <w:br/>
-              <w:t>3. Organizer filters by date or traffic source.</w:t>
+              <w:t>3. Goer host filters by date or traffic source.</w:t>
             </w:r>
             <w:r>
               <w:br/>
@@ -4123,13 +4123,1652 @@
               <w:cnfStyle w:val="000000100000" w:firstRow="0" w:lastRow="0" w:firstColumn="0" w:lastColumn="0" w:oddVBand="0" w:evenVBand="0" w:oddHBand="1" w:evenHBand="0" w:firstRowFirstColumn="0" w:firstRowLastColumn="0" w:lastRowFirstColumn="0" w:lastRowLastColumn="0"/>
             </w:pPr>
             <w:r>
-              <w:t>Organizer sees event performance metrics and can use them for planning.</w:t>
+              <w:t>Goer host sees event performance metrics and can use them for planning.</w:t>
             </w:r>
           </w:p>
         </w:tc>
       </w:tr>
     </w:tbl>
-    <w:p/>
+    <w:p>
+      <w:pPr>
+        <w:rPr>
+          <w:b/>
+          <w:bCs/>
+        </w:rPr>
+      </w:pPr>
+    </w:p>
+    <w:p>
+      <w:pPr>
+        <w:rPr>
+          <w:b/>
+          <w:bCs/>
+        </w:rPr>
+      </w:pPr>
+      <w:r>
+        <w:rPr>
+          <w:b/>
+          <w:bCs/>
+        </w:rPr>
+        <w:br w:type="page"/>
+      </w:r>
+    </w:p>
+    <w:p>
+      <w:pPr>
+        <w:rPr>
+          <w:b/>
+          <w:bCs/>
+        </w:rPr>
+      </w:pPr>
+      <w:r>
+        <w:rPr>
+          <w:b/>
+          <w:bCs/>
+        </w:rPr>
+        <w:lastRenderedPageBreak/>
+        <w:t>UC-GO-11: Discover Events</w:t>
+      </w:r>
+    </w:p>
+    <w:tbl>
+      <w:tblPr>
+        <w:tblStyle w:val="GridTable4-Accent1"/>
+        <w:tblW w:w="0" w:type="auto"/>
+        <w:tblLook w:val="04A0" w:firstRow="1" w:lastRow="0" w:firstColumn="1" w:lastColumn="0" w:noHBand="0" w:noVBand="1"/>
+      </w:tblPr>
+      <w:tblGrid>
+        <w:gridCol w:w="3570"/>
+        <w:gridCol w:w="5780"/>
+      </w:tblGrid>
+      <w:tr>
+        <w:trPr>
+          <w:cnfStyle w:val="100000000000" w:firstRow="1" w:lastRow="0" w:firstColumn="0" w:lastColumn="0" w:oddVBand="0" w:evenVBand="0" w:oddHBand="0" w:evenHBand="0" w:firstRowFirstColumn="0" w:firstRowLastColumn="0" w:lastRowFirstColumn="0" w:lastRowLastColumn="0"/>
+        </w:trPr>
+        <w:tc>
+          <w:tcPr>
+            <w:cnfStyle w:val="001000000000" w:firstRow="0" w:lastRow="0" w:firstColumn="1" w:lastColumn="0" w:oddVBand="0" w:evenVBand="0" w:oddHBand="0" w:evenHBand="0" w:firstRowFirstColumn="0" w:firstRowLastColumn="0" w:lastRowFirstColumn="0" w:lastRowLastColumn="0"/>
+            <w:tcW w:w="0" w:type="auto"/>
+            <w:hideMark/>
+          </w:tcPr>
+          <w:p>
+            <w:pPr>
+              <w:spacing w:after="160" w:line="278" w:lineRule="auto"/>
+            </w:pPr>
+            <w:r>
+              <w:t>Section</w:t>
+            </w:r>
+          </w:p>
+        </w:tc>
+        <w:tc>
+          <w:tcPr>
+            <w:tcW w:w="0" w:type="auto"/>
+            <w:hideMark/>
+          </w:tcPr>
+          <w:p>
+            <w:pPr>
+              <w:spacing w:after="160" w:line="278" w:lineRule="auto"/>
+              <w:cnfStyle w:val="100000000000" w:firstRow="1" w:lastRow="0" w:firstColumn="0" w:lastColumn="0" w:oddVBand="0" w:evenVBand="0" w:oddHBand="0" w:evenHBand="0" w:firstRowFirstColumn="0" w:firstRowLastColumn="0" w:lastRowFirstColumn="0" w:lastRowLastColumn="0"/>
+            </w:pPr>
+            <w:r>
+              <w:t>Details</w:t>
+            </w:r>
+          </w:p>
+        </w:tc>
+      </w:tr>
+      <w:tr>
+        <w:trPr>
+          <w:cnfStyle w:val="000000100000" w:firstRow="0" w:lastRow="0" w:firstColumn="0" w:lastColumn="0" w:oddVBand="0" w:evenVBand="0" w:oddHBand="1" w:evenHBand="0" w:firstRowFirstColumn="0" w:firstRowLastColumn="0" w:lastRowFirstColumn="0" w:lastRowLastColumn="0"/>
+        </w:trPr>
+        <w:tc>
+          <w:tcPr>
+            <w:cnfStyle w:val="001000000000" w:firstRow="0" w:lastRow="0" w:firstColumn="1" w:lastColumn="0" w:oddVBand="0" w:evenVBand="0" w:oddHBand="0" w:evenHBand="0" w:firstRowFirstColumn="0" w:firstRowLastColumn="0" w:lastRowFirstColumn="0" w:lastRowLastColumn="0"/>
+            <w:tcW w:w="0" w:type="auto"/>
+            <w:hideMark/>
+          </w:tcPr>
+          <w:p>
+            <w:pPr>
+              <w:spacing w:after="160" w:line="278" w:lineRule="auto"/>
+            </w:pPr>
+            <w:r>
+              <w:t>UC Name</w:t>
+            </w:r>
+          </w:p>
+        </w:tc>
+        <w:tc>
+          <w:tcPr>
+            <w:tcW w:w="0" w:type="auto"/>
+            <w:hideMark/>
+          </w:tcPr>
+          <w:p>
+            <w:pPr>
+              <w:spacing w:after="160" w:line="278" w:lineRule="auto"/>
+              <w:cnfStyle w:val="000000100000" w:firstRow="0" w:lastRow="0" w:firstColumn="0" w:lastColumn="0" w:oddVBand="0" w:evenVBand="0" w:oddHBand="1" w:evenHBand="0" w:firstRowFirstColumn="0" w:firstRowLastColumn="0" w:lastRowFirstColumn="0" w:lastRowLastColumn="0"/>
+            </w:pPr>
+            <w:r>
+              <w:t>UC-GO-11 Discover Events</w:t>
+            </w:r>
+          </w:p>
+        </w:tc>
+      </w:tr>
+      <w:tr>
+        <w:tc>
+          <w:tcPr>
+            <w:cnfStyle w:val="001000000000" w:firstRow="0" w:lastRow="0" w:firstColumn="1" w:lastColumn="0" w:oddVBand="0" w:evenVBand="0" w:oddHBand="0" w:evenHBand="0" w:firstRowFirstColumn="0" w:firstRowLastColumn="0" w:lastRowFirstColumn="0" w:lastRowLastColumn="0"/>
+            <w:tcW w:w="0" w:type="auto"/>
+            <w:hideMark/>
+          </w:tcPr>
+          <w:p>
+            <w:pPr>
+              <w:spacing w:after="160" w:line="278" w:lineRule="auto"/>
+            </w:pPr>
+            <w:r>
+              <w:t>Summary</w:t>
+            </w:r>
+          </w:p>
+        </w:tc>
+        <w:tc>
+          <w:tcPr>
+            <w:tcW w:w="0" w:type="auto"/>
+            <w:hideMark/>
+          </w:tcPr>
+          <w:p>
+            <w:pPr>
+              <w:spacing w:after="160" w:line="278" w:lineRule="auto"/>
+              <w:cnfStyle w:val="000000000000" w:firstRow="0" w:lastRow="0" w:firstColumn="0" w:lastColumn="0" w:oddVBand="0" w:evenVBand="0" w:oddHBand="0" w:evenHBand="0" w:firstRowFirstColumn="0" w:firstRowLastColumn="0" w:lastRowFirstColumn="0" w:lastRowLastColumn="0"/>
+            </w:pPr>
+            <w:r>
+              <w:t>A goer browses the event feed to find relevant upcoming events.</w:t>
+            </w:r>
+          </w:p>
+        </w:tc>
+      </w:tr>
+      <w:tr>
+        <w:trPr>
+          <w:cnfStyle w:val="000000100000" w:firstRow="0" w:lastRow="0" w:firstColumn="0" w:lastColumn="0" w:oddVBand="0" w:evenVBand="0" w:oddHBand="1" w:evenHBand="0" w:firstRowFirstColumn="0" w:firstRowLastColumn="0" w:lastRowFirstColumn="0" w:lastRowLastColumn="0"/>
+        </w:trPr>
+        <w:tc>
+          <w:tcPr>
+            <w:cnfStyle w:val="001000000000" w:firstRow="0" w:lastRow="0" w:firstColumn="1" w:lastColumn="0" w:oddVBand="0" w:evenVBand="0" w:oddHBand="0" w:evenHBand="0" w:firstRowFirstColumn="0" w:firstRowLastColumn="0" w:lastRowFirstColumn="0" w:lastRowLastColumn="0"/>
+            <w:tcW w:w="0" w:type="auto"/>
+            <w:hideMark/>
+          </w:tcPr>
+          <w:p>
+            <w:pPr>
+              <w:spacing w:after="160" w:line="278" w:lineRule="auto"/>
+            </w:pPr>
+            <w:r>
+              <w:t>Dependency</w:t>
+            </w:r>
+          </w:p>
+        </w:tc>
+        <w:tc>
+          <w:tcPr>
+            <w:tcW w:w="0" w:type="auto"/>
+            <w:hideMark/>
+          </w:tcPr>
+          <w:p>
+            <w:pPr>
+              <w:spacing w:after="160" w:line="278" w:lineRule="auto"/>
+              <w:cnfStyle w:val="000000100000" w:firstRow="0" w:lastRow="0" w:firstColumn="0" w:lastColumn="0" w:oddVBand="0" w:evenVBand="0" w:oddHBand="1" w:evenHBand="0" w:firstRowFirstColumn="0" w:firstRowLastColumn="0" w:lastRowFirstColumn="0" w:lastRowLastColumn="0"/>
+            </w:pPr>
+            <w:r>
+              <w:t>None</w:t>
+            </w:r>
+          </w:p>
+        </w:tc>
+      </w:tr>
+      <w:tr>
+        <w:tc>
+          <w:tcPr>
+            <w:cnfStyle w:val="001000000000" w:firstRow="0" w:lastRow="0" w:firstColumn="1" w:lastColumn="0" w:oddVBand="0" w:evenVBand="0" w:oddHBand="0" w:evenHBand="0" w:firstRowFirstColumn="0" w:firstRowLastColumn="0" w:lastRowFirstColumn="0" w:lastRowLastColumn="0"/>
+            <w:tcW w:w="0" w:type="auto"/>
+            <w:hideMark/>
+          </w:tcPr>
+          <w:p>
+            <w:pPr>
+              <w:spacing w:after="160" w:line="278" w:lineRule="auto"/>
+            </w:pPr>
+            <w:r>
+              <w:t>Actors</w:t>
+            </w:r>
+          </w:p>
+        </w:tc>
+        <w:tc>
+          <w:tcPr>
+            <w:tcW w:w="0" w:type="auto"/>
+            <w:hideMark/>
+          </w:tcPr>
+          <w:p>
+            <w:pPr>
+              <w:spacing w:after="160" w:line="278" w:lineRule="auto"/>
+              <w:cnfStyle w:val="000000000000" w:firstRow="0" w:lastRow="0" w:firstColumn="0" w:lastColumn="0" w:oddVBand="0" w:evenVBand="0" w:oddHBand="0" w:evenHBand="0" w:firstRowFirstColumn="0" w:firstRowLastColumn="0" w:lastRowFirstColumn="0" w:lastRowLastColumn="0"/>
+            </w:pPr>
+            <w:r>
+              <w:t>Primary: Goer. Secondary: Discovery Service.</w:t>
+            </w:r>
+          </w:p>
+        </w:tc>
+      </w:tr>
+      <w:tr>
+        <w:trPr>
+          <w:cnfStyle w:val="000000100000" w:firstRow="0" w:lastRow="0" w:firstColumn="0" w:lastColumn="0" w:oddVBand="0" w:evenVBand="0" w:oddHBand="1" w:evenHBand="0" w:firstRowFirstColumn="0" w:firstRowLastColumn="0" w:lastRowFirstColumn="0" w:lastRowLastColumn="0"/>
+        </w:trPr>
+        <w:tc>
+          <w:tcPr>
+            <w:cnfStyle w:val="001000000000" w:firstRow="0" w:lastRow="0" w:firstColumn="1" w:lastColumn="0" w:oddVBand="0" w:evenVBand="0" w:oddHBand="0" w:evenHBand="0" w:firstRowFirstColumn="0" w:firstRowLastColumn="0" w:lastRowFirstColumn="0" w:lastRowLastColumn="0"/>
+            <w:tcW w:w="0" w:type="auto"/>
+            <w:hideMark/>
+          </w:tcPr>
+          <w:p>
+            <w:pPr>
+              <w:spacing w:after="160" w:line="278" w:lineRule="auto"/>
+            </w:pPr>
+            <w:r>
+              <w:t>Preconditions</w:t>
+            </w:r>
+          </w:p>
+        </w:tc>
+        <w:tc>
+          <w:tcPr>
+            <w:tcW w:w="0" w:type="auto"/>
+            <w:hideMark/>
+          </w:tcPr>
+          <w:p>
+            <w:pPr>
+              <w:spacing w:after="160" w:line="278" w:lineRule="auto"/>
+              <w:cnfStyle w:val="000000100000" w:firstRow="0" w:lastRow="0" w:firstColumn="0" w:lastColumn="0" w:oddVBand="0" w:evenVBand="0" w:oddHBand="1" w:evenHBand="0" w:firstRowFirstColumn="0" w:firstRowLastColumn="0" w:lastRowFirstColumn="0" w:lastRowLastColumn="0"/>
+            </w:pPr>
+            <w:r>
+              <w:t>Goer is authenticated and event listings are available.</w:t>
+            </w:r>
+          </w:p>
+        </w:tc>
+      </w:tr>
+      <w:tr>
+        <w:tc>
+          <w:tcPr>
+            <w:cnfStyle w:val="001000000000" w:firstRow="0" w:lastRow="0" w:firstColumn="1" w:lastColumn="0" w:oddVBand="0" w:evenVBand="0" w:oddHBand="0" w:evenHBand="0" w:firstRowFirstColumn="0" w:firstRowLastColumn="0" w:lastRowFirstColumn="0" w:lastRowLastColumn="0"/>
+            <w:tcW w:w="0" w:type="auto"/>
+            <w:hideMark/>
+          </w:tcPr>
+          <w:p>
+            <w:pPr>
+              <w:spacing w:after="160" w:line="278" w:lineRule="auto"/>
+            </w:pPr>
+            <w:r>
+              <w:t>Description of the Main Sequence</w:t>
+            </w:r>
+          </w:p>
+        </w:tc>
+        <w:tc>
+          <w:tcPr>
+            <w:tcW w:w="0" w:type="auto"/>
+            <w:hideMark/>
+          </w:tcPr>
+          <w:p>
+            <w:pPr>
+              <w:spacing w:after="160" w:line="278" w:lineRule="auto"/>
+              <w:cnfStyle w:val="000000000000" w:firstRow="0" w:lastRow="0" w:firstColumn="0" w:lastColumn="0" w:oddVBand="0" w:evenVBand="0" w:oddHBand="0" w:evenHBand="0" w:firstRowFirstColumn="0" w:firstRowLastColumn="0" w:lastRowFirstColumn="0" w:lastRowLastColumn="0"/>
+            </w:pPr>
+            <w:r>
+              <w:t>1. Goer opens the discovery page.</w:t>
+            </w:r>
+            <w:r>
+              <w:br/>
+              <w:t>2. System loads featured and recent events.</w:t>
+            </w:r>
+            <w:r>
+              <w:br/>
+              <w:t>3. Goer applies basic filters such as date or category.</w:t>
+            </w:r>
+            <w:r>
+              <w:br/>
+              <w:t>4. System refreshes results list.</w:t>
+            </w:r>
+          </w:p>
+        </w:tc>
+      </w:tr>
+      <w:tr>
+        <w:trPr>
+          <w:cnfStyle w:val="000000100000" w:firstRow="0" w:lastRow="0" w:firstColumn="0" w:lastColumn="0" w:oddVBand="0" w:evenVBand="0" w:oddHBand="1" w:evenHBand="0" w:firstRowFirstColumn="0" w:firstRowLastColumn="0" w:lastRowFirstColumn="0" w:lastRowLastColumn="0"/>
+        </w:trPr>
+        <w:tc>
+          <w:tcPr>
+            <w:cnfStyle w:val="001000000000" w:firstRow="0" w:lastRow="0" w:firstColumn="1" w:lastColumn="0" w:oddVBand="0" w:evenVBand="0" w:oddHBand="0" w:evenHBand="0" w:firstRowFirstColumn="0" w:firstRowLastColumn="0" w:lastRowFirstColumn="0" w:lastRowLastColumn="0"/>
+            <w:tcW w:w="0" w:type="auto"/>
+            <w:hideMark/>
+          </w:tcPr>
+          <w:p>
+            <w:pPr>
+              <w:spacing w:after="160" w:line="278" w:lineRule="auto"/>
+            </w:pPr>
+            <w:r>
+              <w:t>Description of the Alternative Sequence</w:t>
+            </w:r>
+          </w:p>
+        </w:tc>
+        <w:tc>
+          <w:tcPr>
+            <w:tcW w:w="0" w:type="auto"/>
+            <w:hideMark/>
+          </w:tcPr>
+          <w:p>
+            <w:pPr>
+              <w:spacing w:after="160" w:line="278" w:lineRule="auto"/>
+              <w:cnfStyle w:val="000000100000" w:firstRow="0" w:lastRow="0" w:firstColumn="0" w:lastColumn="0" w:oddVBand="0" w:evenVBand="0" w:oddHBand="1" w:evenHBand="0" w:firstRowFirstColumn="0" w:firstRowLastColumn="0" w:lastRowFirstColumn="0" w:lastRowLastColumn="0"/>
+            </w:pPr>
+            <w:r>
+              <w:t>A1. If no results match filters, system shows an empty-state suggestion.</w:t>
+            </w:r>
+            <w:r>
+              <w:br/>
+              <w:t>A2. If service is temporarily unavailable, system shows retry option.</w:t>
+            </w:r>
+          </w:p>
+        </w:tc>
+      </w:tr>
+      <w:tr>
+        <w:tc>
+          <w:tcPr>
+            <w:cnfStyle w:val="001000000000" w:firstRow="0" w:lastRow="0" w:firstColumn="1" w:lastColumn="0" w:oddVBand="0" w:evenVBand="0" w:oddHBand="0" w:evenHBand="0" w:firstRowFirstColumn="0" w:firstRowLastColumn="0" w:lastRowFirstColumn="0" w:lastRowLastColumn="0"/>
+            <w:tcW w:w="0" w:type="auto"/>
+            <w:hideMark/>
+          </w:tcPr>
+          <w:p>
+            <w:pPr>
+              <w:spacing w:after="160" w:line="278" w:lineRule="auto"/>
+            </w:pPr>
+            <w:proofErr w:type="spellStart"/>
+            <w:r>
+              <w:t>Non functional</w:t>
+            </w:r>
+            <w:proofErr w:type="spellEnd"/>
+            <w:r>
+              <w:t xml:space="preserve"> requirements</w:t>
+            </w:r>
+          </w:p>
+        </w:tc>
+        <w:tc>
+          <w:tcPr>
+            <w:tcW w:w="0" w:type="auto"/>
+            <w:hideMark/>
+          </w:tcPr>
+          <w:p>
+            <w:pPr>
+              <w:spacing w:after="160" w:line="278" w:lineRule="auto"/>
+              <w:cnfStyle w:val="000000000000" w:firstRow="0" w:lastRow="0" w:firstColumn="0" w:lastColumn="0" w:oddVBand="0" w:evenVBand="0" w:oddHBand="0" w:evenHBand="0" w:firstRowFirstColumn="0" w:firstRowLastColumn="0" w:lastRowFirstColumn="0" w:lastRowLastColumn="0"/>
+            </w:pPr>
+            <w:r>
+              <w:t>Discovery feed should load in less than 3 seconds for standard filters.</w:t>
+            </w:r>
+          </w:p>
+        </w:tc>
+      </w:tr>
+      <w:tr>
+        <w:trPr>
+          <w:cnfStyle w:val="000000100000" w:firstRow="0" w:lastRow="0" w:firstColumn="0" w:lastColumn="0" w:oddVBand="0" w:evenVBand="0" w:oddHBand="1" w:evenHBand="0" w:firstRowFirstColumn="0" w:firstRowLastColumn="0" w:lastRowFirstColumn="0" w:lastRowLastColumn="0"/>
+        </w:trPr>
+        <w:tc>
+          <w:tcPr>
+            <w:cnfStyle w:val="001000000000" w:firstRow="0" w:lastRow="0" w:firstColumn="1" w:lastColumn="0" w:oddVBand="0" w:evenVBand="0" w:oddHBand="0" w:evenHBand="0" w:firstRowFirstColumn="0" w:firstRowLastColumn="0" w:lastRowFirstColumn="0" w:lastRowLastColumn="0"/>
+            <w:tcW w:w="0" w:type="auto"/>
+            <w:hideMark/>
+          </w:tcPr>
+          <w:p>
+            <w:pPr>
+              <w:spacing w:after="160" w:line="278" w:lineRule="auto"/>
+            </w:pPr>
+            <w:r>
+              <w:t>Postconditions</w:t>
+            </w:r>
+          </w:p>
+        </w:tc>
+        <w:tc>
+          <w:tcPr>
+            <w:tcW w:w="0" w:type="auto"/>
+            <w:hideMark/>
+          </w:tcPr>
+          <w:p>
+            <w:pPr>
+              <w:spacing w:after="160" w:line="278" w:lineRule="auto"/>
+              <w:cnfStyle w:val="000000100000" w:firstRow="0" w:lastRow="0" w:firstColumn="0" w:lastColumn="0" w:oddVBand="0" w:evenVBand="0" w:oddHBand="1" w:evenHBand="0" w:firstRowFirstColumn="0" w:firstRowLastColumn="0" w:lastRowFirstColumn="0" w:lastRowLastColumn="0"/>
+            </w:pPr>
+            <w:r>
+              <w:t>Goer gets a filtered list of events to inspect in detail.</w:t>
+            </w:r>
+          </w:p>
+        </w:tc>
+      </w:tr>
+    </w:tbl>
+    <w:p>
+      <w:pPr>
+        <w:rPr>
+          <w:b/>
+          <w:bCs/>
+        </w:rPr>
+      </w:pPr>
+    </w:p>
+    <w:p>
+      <w:pPr>
+        <w:rPr>
+          <w:b/>
+          <w:bCs/>
+        </w:rPr>
+      </w:pPr>
+      <w:r>
+        <w:rPr>
+          <w:b/>
+          <w:bCs/>
+        </w:rPr>
+        <w:br w:type="page"/>
+      </w:r>
+    </w:p>
+    <w:p>
+      <w:pPr>
+        <w:rPr>
+          <w:b/>
+          <w:bCs/>
+        </w:rPr>
+      </w:pPr>
+      <w:r>
+        <w:rPr>
+          <w:b/>
+          <w:bCs/>
+        </w:rPr>
+        <w:lastRenderedPageBreak/>
+        <w:t>UC-GO-12: View Event Details</w:t>
+      </w:r>
+    </w:p>
+    <w:tbl>
+      <w:tblPr>
+        <w:tblStyle w:val="GridTable4-Accent1"/>
+        <w:tblW w:w="0" w:type="auto"/>
+        <w:tblLook w:val="04A0" w:firstRow="1" w:lastRow="0" w:firstColumn="1" w:lastColumn="0" w:noHBand="0" w:noVBand="1"/>
+      </w:tblPr>
+      <w:tblGrid>
+        <w:gridCol w:w="3592"/>
+        <w:gridCol w:w="5758"/>
+      </w:tblGrid>
+      <w:tr>
+        <w:trPr>
+          <w:cnfStyle w:val="100000000000" w:firstRow="1" w:lastRow="0" w:firstColumn="0" w:lastColumn="0" w:oddVBand="0" w:evenVBand="0" w:oddHBand="0" w:evenHBand="0" w:firstRowFirstColumn="0" w:firstRowLastColumn="0" w:lastRowFirstColumn="0" w:lastRowLastColumn="0"/>
+        </w:trPr>
+        <w:tc>
+          <w:tcPr>
+            <w:cnfStyle w:val="001000000000" w:firstRow="0" w:lastRow="0" w:firstColumn="1" w:lastColumn="0" w:oddVBand="0" w:evenVBand="0" w:oddHBand="0" w:evenHBand="0" w:firstRowFirstColumn="0" w:firstRowLastColumn="0" w:lastRowFirstColumn="0" w:lastRowLastColumn="0"/>
+            <w:tcW w:w="0" w:type="auto"/>
+            <w:hideMark/>
+          </w:tcPr>
+          <w:p>
+            <w:pPr>
+              <w:spacing w:after="160" w:line="278" w:lineRule="auto"/>
+            </w:pPr>
+            <w:r>
+              <w:t>Section</w:t>
+            </w:r>
+          </w:p>
+        </w:tc>
+        <w:tc>
+          <w:tcPr>
+            <w:tcW w:w="0" w:type="auto"/>
+            <w:hideMark/>
+          </w:tcPr>
+          <w:p>
+            <w:pPr>
+              <w:spacing w:after="160" w:line="278" w:lineRule="auto"/>
+              <w:cnfStyle w:val="100000000000" w:firstRow="1" w:lastRow="0" w:firstColumn="0" w:lastColumn="0" w:oddVBand="0" w:evenVBand="0" w:oddHBand="0" w:evenHBand="0" w:firstRowFirstColumn="0" w:firstRowLastColumn="0" w:lastRowFirstColumn="0" w:lastRowLastColumn="0"/>
+            </w:pPr>
+            <w:r>
+              <w:t>Details</w:t>
+            </w:r>
+          </w:p>
+        </w:tc>
+      </w:tr>
+      <w:tr>
+        <w:trPr>
+          <w:cnfStyle w:val="000000100000" w:firstRow="0" w:lastRow="0" w:firstColumn="0" w:lastColumn="0" w:oddVBand="0" w:evenVBand="0" w:oddHBand="1" w:evenHBand="0" w:firstRowFirstColumn="0" w:firstRowLastColumn="0" w:lastRowFirstColumn="0" w:lastRowLastColumn="0"/>
+        </w:trPr>
+        <w:tc>
+          <w:tcPr>
+            <w:cnfStyle w:val="001000000000" w:firstRow="0" w:lastRow="0" w:firstColumn="1" w:lastColumn="0" w:oddVBand="0" w:evenVBand="0" w:oddHBand="0" w:evenHBand="0" w:firstRowFirstColumn="0" w:firstRowLastColumn="0" w:lastRowFirstColumn="0" w:lastRowLastColumn="0"/>
+            <w:tcW w:w="0" w:type="auto"/>
+            <w:hideMark/>
+          </w:tcPr>
+          <w:p>
+            <w:pPr>
+              <w:spacing w:after="160" w:line="278" w:lineRule="auto"/>
+            </w:pPr>
+            <w:r>
+              <w:t>UC Name</w:t>
+            </w:r>
+          </w:p>
+        </w:tc>
+        <w:tc>
+          <w:tcPr>
+            <w:tcW w:w="0" w:type="auto"/>
+            <w:hideMark/>
+          </w:tcPr>
+          <w:p>
+            <w:pPr>
+              <w:spacing w:after="160" w:line="278" w:lineRule="auto"/>
+              <w:cnfStyle w:val="000000100000" w:firstRow="0" w:lastRow="0" w:firstColumn="0" w:lastColumn="0" w:oddVBand="0" w:evenVBand="0" w:oddHBand="1" w:evenHBand="0" w:firstRowFirstColumn="0" w:firstRowLastColumn="0" w:lastRowFirstColumn="0" w:lastRowLastColumn="0"/>
+            </w:pPr>
+            <w:r>
+              <w:t>UC-GO-12 View Event Details</w:t>
+            </w:r>
+          </w:p>
+        </w:tc>
+      </w:tr>
+      <w:tr>
+        <w:tc>
+          <w:tcPr>
+            <w:cnfStyle w:val="001000000000" w:firstRow="0" w:lastRow="0" w:firstColumn="1" w:lastColumn="0" w:oddVBand="0" w:evenVBand="0" w:oddHBand="0" w:evenHBand="0" w:firstRowFirstColumn="0" w:firstRowLastColumn="0" w:lastRowFirstColumn="0" w:lastRowLastColumn="0"/>
+            <w:tcW w:w="0" w:type="auto"/>
+            <w:hideMark/>
+          </w:tcPr>
+          <w:p>
+            <w:pPr>
+              <w:spacing w:after="160" w:line="278" w:lineRule="auto"/>
+            </w:pPr>
+            <w:r>
+              <w:t>Summary</w:t>
+            </w:r>
+          </w:p>
+        </w:tc>
+        <w:tc>
+          <w:tcPr>
+            <w:tcW w:w="0" w:type="auto"/>
+            <w:hideMark/>
+          </w:tcPr>
+          <w:p>
+            <w:pPr>
+              <w:spacing w:after="160" w:line="278" w:lineRule="auto"/>
+              <w:cnfStyle w:val="000000000000" w:firstRow="0" w:lastRow="0" w:firstColumn="0" w:lastColumn="0" w:oddVBand="0" w:evenVBand="0" w:oddHBand="0" w:evenHBand="0" w:firstRowFirstColumn="0" w:firstRowLastColumn="0" w:lastRowFirstColumn="0" w:lastRowLastColumn="0"/>
+            </w:pPr>
+            <w:r>
+              <w:t>A goer opens a specific event page to review full details.</w:t>
+            </w:r>
+          </w:p>
+        </w:tc>
+      </w:tr>
+      <w:tr>
+        <w:trPr>
+          <w:cnfStyle w:val="000000100000" w:firstRow="0" w:lastRow="0" w:firstColumn="0" w:lastColumn="0" w:oddVBand="0" w:evenVBand="0" w:oddHBand="1" w:evenHBand="0" w:firstRowFirstColumn="0" w:firstRowLastColumn="0" w:lastRowFirstColumn="0" w:lastRowLastColumn="0"/>
+        </w:trPr>
+        <w:tc>
+          <w:tcPr>
+            <w:cnfStyle w:val="001000000000" w:firstRow="0" w:lastRow="0" w:firstColumn="1" w:lastColumn="0" w:oddVBand="0" w:evenVBand="0" w:oddHBand="0" w:evenHBand="0" w:firstRowFirstColumn="0" w:firstRowLastColumn="0" w:lastRowFirstColumn="0" w:lastRowLastColumn="0"/>
+            <w:tcW w:w="0" w:type="auto"/>
+            <w:hideMark/>
+          </w:tcPr>
+          <w:p>
+            <w:pPr>
+              <w:spacing w:after="160" w:line="278" w:lineRule="auto"/>
+            </w:pPr>
+            <w:r>
+              <w:t>Dependency</w:t>
+            </w:r>
+          </w:p>
+        </w:tc>
+        <w:tc>
+          <w:tcPr>
+            <w:tcW w:w="0" w:type="auto"/>
+            <w:hideMark/>
+          </w:tcPr>
+          <w:p>
+            <w:pPr>
+              <w:spacing w:after="160" w:line="278" w:lineRule="auto"/>
+              <w:cnfStyle w:val="000000100000" w:firstRow="0" w:lastRow="0" w:firstColumn="0" w:lastColumn="0" w:oddVBand="0" w:evenVBand="0" w:oddHBand="1" w:evenHBand="0" w:firstRowFirstColumn="0" w:firstRowLastColumn="0" w:lastRowFirstColumn="0" w:lastRowLastColumn="0"/>
+            </w:pPr>
+            <w:r>
+              <w:t>UC-GO-11 (Discover Events)</w:t>
+            </w:r>
+          </w:p>
+        </w:tc>
+      </w:tr>
+      <w:tr>
+        <w:tc>
+          <w:tcPr>
+            <w:cnfStyle w:val="001000000000" w:firstRow="0" w:lastRow="0" w:firstColumn="1" w:lastColumn="0" w:oddVBand="0" w:evenVBand="0" w:oddHBand="0" w:evenHBand="0" w:firstRowFirstColumn="0" w:firstRowLastColumn="0" w:lastRowFirstColumn="0" w:lastRowLastColumn="0"/>
+            <w:tcW w:w="0" w:type="auto"/>
+            <w:hideMark/>
+          </w:tcPr>
+          <w:p>
+            <w:pPr>
+              <w:spacing w:after="160" w:line="278" w:lineRule="auto"/>
+            </w:pPr>
+            <w:r>
+              <w:t>Actors</w:t>
+            </w:r>
+          </w:p>
+        </w:tc>
+        <w:tc>
+          <w:tcPr>
+            <w:tcW w:w="0" w:type="auto"/>
+            <w:hideMark/>
+          </w:tcPr>
+          <w:p>
+            <w:pPr>
+              <w:spacing w:after="160" w:line="278" w:lineRule="auto"/>
+              <w:cnfStyle w:val="000000000000" w:firstRow="0" w:lastRow="0" w:firstColumn="0" w:lastColumn="0" w:oddVBand="0" w:evenVBand="0" w:oddHBand="0" w:evenHBand="0" w:firstRowFirstColumn="0" w:firstRowLastColumn="0" w:lastRowFirstColumn="0" w:lastRowLastColumn="0"/>
+            </w:pPr>
+            <w:r>
+              <w:t>Primary: Goer. Secondary: Event Details Service.</w:t>
+            </w:r>
+          </w:p>
+        </w:tc>
+      </w:tr>
+      <w:tr>
+        <w:trPr>
+          <w:cnfStyle w:val="000000100000" w:firstRow="0" w:lastRow="0" w:firstColumn="0" w:lastColumn="0" w:oddVBand="0" w:evenVBand="0" w:oddHBand="1" w:evenHBand="0" w:firstRowFirstColumn="0" w:firstRowLastColumn="0" w:lastRowFirstColumn="0" w:lastRowLastColumn="0"/>
+        </w:trPr>
+        <w:tc>
+          <w:tcPr>
+            <w:cnfStyle w:val="001000000000" w:firstRow="0" w:lastRow="0" w:firstColumn="1" w:lastColumn="0" w:oddVBand="0" w:evenVBand="0" w:oddHBand="0" w:evenHBand="0" w:firstRowFirstColumn="0" w:firstRowLastColumn="0" w:lastRowFirstColumn="0" w:lastRowLastColumn="0"/>
+            <w:tcW w:w="0" w:type="auto"/>
+            <w:hideMark/>
+          </w:tcPr>
+          <w:p>
+            <w:pPr>
+              <w:spacing w:after="160" w:line="278" w:lineRule="auto"/>
+            </w:pPr>
+            <w:r>
+              <w:t>Preconditions</w:t>
+            </w:r>
+          </w:p>
+        </w:tc>
+        <w:tc>
+          <w:tcPr>
+            <w:tcW w:w="0" w:type="auto"/>
+            <w:hideMark/>
+          </w:tcPr>
+          <w:p>
+            <w:pPr>
+              <w:spacing w:after="160" w:line="278" w:lineRule="auto"/>
+              <w:cnfStyle w:val="000000100000" w:firstRow="0" w:lastRow="0" w:firstColumn="0" w:lastColumn="0" w:oddVBand="0" w:evenVBand="0" w:oddHBand="1" w:evenHBand="0" w:firstRowFirstColumn="0" w:firstRowLastColumn="0" w:lastRowFirstColumn="0" w:lastRowLastColumn="0"/>
+            </w:pPr>
+            <w:r>
+              <w:t>Event exists and is visible to the goer.</w:t>
+            </w:r>
+          </w:p>
+        </w:tc>
+      </w:tr>
+      <w:tr>
+        <w:tc>
+          <w:tcPr>
+            <w:cnfStyle w:val="001000000000" w:firstRow="0" w:lastRow="0" w:firstColumn="1" w:lastColumn="0" w:oddVBand="0" w:evenVBand="0" w:oddHBand="0" w:evenHBand="0" w:firstRowFirstColumn="0" w:firstRowLastColumn="0" w:lastRowFirstColumn="0" w:lastRowLastColumn="0"/>
+            <w:tcW w:w="0" w:type="auto"/>
+            <w:hideMark/>
+          </w:tcPr>
+          <w:p>
+            <w:pPr>
+              <w:spacing w:after="160" w:line="278" w:lineRule="auto"/>
+            </w:pPr>
+            <w:r>
+              <w:t>Description of the Main Sequence</w:t>
+            </w:r>
+          </w:p>
+        </w:tc>
+        <w:tc>
+          <w:tcPr>
+            <w:tcW w:w="0" w:type="auto"/>
+            <w:hideMark/>
+          </w:tcPr>
+          <w:p>
+            <w:pPr>
+              <w:spacing w:after="160" w:line="278" w:lineRule="auto"/>
+              <w:cnfStyle w:val="000000000000" w:firstRow="0" w:lastRow="0" w:firstColumn="0" w:lastColumn="0" w:oddVBand="0" w:evenVBand="0" w:oddHBand="0" w:evenHBand="0" w:firstRowFirstColumn="0" w:firstRowLastColumn="0" w:lastRowFirstColumn="0" w:lastRowLastColumn="0"/>
+            </w:pPr>
+            <w:r>
+              <w:t>1. Goer selects an event from discovery results.</w:t>
+            </w:r>
+            <w:r>
+              <w:br/>
+              <w:t>2. System displays event description, date, venue, host, and join status.</w:t>
+            </w:r>
+            <w:r>
+              <w:br/>
+              <w:t>3. Goer reviews details and decides the next action.</w:t>
+            </w:r>
+          </w:p>
+        </w:tc>
+      </w:tr>
+      <w:tr>
+        <w:trPr>
+          <w:cnfStyle w:val="000000100000" w:firstRow="0" w:lastRow="0" w:firstColumn="0" w:lastColumn="0" w:oddVBand="0" w:evenVBand="0" w:oddHBand="1" w:evenHBand="0" w:firstRowFirstColumn="0" w:firstRowLastColumn="0" w:lastRowFirstColumn="0" w:lastRowLastColumn="0"/>
+        </w:trPr>
+        <w:tc>
+          <w:tcPr>
+            <w:cnfStyle w:val="001000000000" w:firstRow="0" w:lastRow="0" w:firstColumn="1" w:lastColumn="0" w:oddVBand="0" w:evenVBand="0" w:oddHBand="0" w:evenHBand="0" w:firstRowFirstColumn="0" w:firstRowLastColumn="0" w:lastRowFirstColumn="0" w:lastRowLastColumn="0"/>
+            <w:tcW w:w="0" w:type="auto"/>
+            <w:hideMark/>
+          </w:tcPr>
+          <w:p>
+            <w:pPr>
+              <w:spacing w:after="160" w:line="278" w:lineRule="auto"/>
+            </w:pPr>
+            <w:r>
+              <w:t>Description of the Alternative Sequence</w:t>
+            </w:r>
+          </w:p>
+        </w:tc>
+        <w:tc>
+          <w:tcPr>
+            <w:tcW w:w="0" w:type="auto"/>
+            <w:hideMark/>
+          </w:tcPr>
+          <w:p>
+            <w:pPr>
+              <w:spacing w:after="160" w:line="278" w:lineRule="auto"/>
+              <w:cnfStyle w:val="000000100000" w:firstRow="0" w:lastRow="0" w:firstColumn="0" w:lastColumn="0" w:oddVBand="0" w:evenVBand="0" w:oddHBand="1" w:evenHBand="0" w:firstRowFirstColumn="0" w:firstRowLastColumn="0" w:lastRowFirstColumn="0" w:lastRowLastColumn="0"/>
+            </w:pPr>
+            <w:r>
+              <w:t>A1. If event was removed, system shows unavailable message.</w:t>
+            </w:r>
+            <w:r>
+              <w:br/>
+              <w:t>A2. If details fail to load, system shows retry control.</w:t>
+            </w:r>
+          </w:p>
+        </w:tc>
+      </w:tr>
+      <w:tr>
+        <w:tc>
+          <w:tcPr>
+            <w:cnfStyle w:val="001000000000" w:firstRow="0" w:lastRow="0" w:firstColumn="1" w:lastColumn="0" w:oddVBand="0" w:evenVBand="0" w:oddHBand="0" w:evenHBand="0" w:firstRowFirstColumn="0" w:firstRowLastColumn="0" w:lastRowFirstColumn="0" w:lastRowLastColumn="0"/>
+            <w:tcW w:w="0" w:type="auto"/>
+            <w:hideMark/>
+          </w:tcPr>
+          <w:p>
+            <w:pPr>
+              <w:spacing w:after="160" w:line="278" w:lineRule="auto"/>
+            </w:pPr>
+            <w:proofErr w:type="spellStart"/>
+            <w:r>
+              <w:t>Non functional</w:t>
+            </w:r>
+            <w:proofErr w:type="spellEnd"/>
+            <w:r>
+              <w:t xml:space="preserve"> requirements</w:t>
+            </w:r>
+          </w:p>
+        </w:tc>
+        <w:tc>
+          <w:tcPr>
+            <w:tcW w:w="0" w:type="auto"/>
+            <w:hideMark/>
+          </w:tcPr>
+          <w:p>
+            <w:pPr>
+              <w:spacing w:after="160" w:line="278" w:lineRule="auto"/>
+              <w:cnfStyle w:val="000000000000" w:firstRow="0" w:lastRow="0" w:firstColumn="0" w:lastColumn="0" w:oddVBand="0" w:evenVBand="0" w:oddHBand="0" w:evenHBand="0" w:firstRowFirstColumn="0" w:firstRowLastColumn="0" w:lastRowFirstColumn="0" w:lastRowLastColumn="0"/>
+            </w:pPr>
+            <w:r>
+              <w:t>Event details should render in less than 2 seconds after selection.</w:t>
+            </w:r>
+          </w:p>
+        </w:tc>
+      </w:tr>
+      <w:tr>
+        <w:trPr>
+          <w:cnfStyle w:val="000000100000" w:firstRow="0" w:lastRow="0" w:firstColumn="0" w:lastColumn="0" w:oddVBand="0" w:evenVBand="0" w:oddHBand="1" w:evenHBand="0" w:firstRowFirstColumn="0" w:firstRowLastColumn="0" w:lastRowFirstColumn="0" w:lastRowLastColumn="0"/>
+        </w:trPr>
+        <w:tc>
+          <w:tcPr>
+            <w:cnfStyle w:val="001000000000" w:firstRow="0" w:lastRow="0" w:firstColumn="1" w:lastColumn="0" w:oddVBand="0" w:evenVBand="0" w:oddHBand="0" w:evenHBand="0" w:firstRowFirstColumn="0" w:firstRowLastColumn="0" w:lastRowFirstColumn="0" w:lastRowLastColumn="0"/>
+            <w:tcW w:w="0" w:type="auto"/>
+            <w:hideMark/>
+          </w:tcPr>
+          <w:p>
+            <w:pPr>
+              <w:spacing w:after="160" w:line="278" w:lineRule="auto"/>
+            </w:pPr>
+            <w:r>
+              <w:t>Postconditions</w:t>
+            </w:r>
+          </w:p>
+        </w:tc>
+        <w:tc>
+          <w:tcPr>
+            <w:tcW w:w="0" w:type="auto"/>
+            <w:hideMark/>
+          </w:tcPr>
+          <w:p>
+            <w:pPr>
+              <w:spacing w:after="160" w:line="278" w:lineRule="auto"/>
+              <w:cnfStyle w:val="000000100000" w:firstRow="0" w:lastRow="0" w:firstColumn="0" w:lastColumn="0" w:oddVBand="0" w:evenVBand="0" w:oddHBand="1" w:evenHBand="0" w:firstRowFirstColumn="0" w:firstRowLastColumn="0" w:lastRowFirstColumn="0" w:lastRowLastColumn="0"/>
+            </w:pPr>
+            <w:r>
+              <w:t>Goer has enough information to join, share, navigate, or check trust.</w:t>
+            </w:r>
+          </w:p>
+        </w:tc>
+      </w:tr>
+    </w:tbl>
+    <w:p>
+      <w:pPr>
+        <w:rPr>
+          <w:b/>
+          <w:bCs/>
+        </w:rPr>
+      </w:pPr>
+    </w:p>
+    <w:p>
+      <w:pPr>
+        <w:rPr>
+          <w:b/>
+          <w:bCs/>
+        </w:rPr>
+      </w:pPr>
+      <w:r>
+        <w:rPr>
+          <w:b/>
+          <w:bCs/>
+        </w:rPr>
+        <w:br w:type="page"/>
+      </w:r>
+    </w:p>
+    <w:p>
+      <w:pPr>
+        <w:rPr>
+          <w:b/>
+          <w:bCs/>
+        </w:rPr>
+      </w:pPr>
+      <w:r>
+        <w:rPr>
+          <w:b/>
+          <w:bCs/>
+        </w:rPr>
+        <w:lastRenderedPageBreak/>
+        <w:t>UC-GO-13: Join Event</w:t>
+      </w:r>
+    </w:p>
+    <w:tbl>
+      <w:tblPr>
+        <w:tblStyle w:val="GridTable4-Accent1"/>
+        <w:tblW w:w="0" w:type="auto"/>
+        <w:tblLook w:val="04A0" w:firstRow="1" w:lastRow="0" w:firstColumn="1" w:lastColumn="0" w:noHBand="0" w:noVBand="1"/>
+      </w:tblPr>
+      <w:tblGrid>
+        <w:gridCol w:w="3340"/>
+        <w:gridCol w:w="6010"/>
+      </w:tblGrid>
+      <w:tr>
+        <w:trPr>
+          <w:cnfStyle w:val="100000000000" w:firstRow="1" w:lastRow="0" w:firstColumn="0" w:lastColumn="0" w:oddVBand="0" w:evenVBand="0" w:oddHBand="0" w:evenHBand="0" w:firstRowFirstColumn="0" w:firstRowLastColumn="0" w:lastRowFirstColumn="0" w:lastRowLastColumn="0"/>
+        </w:trPr>
+        <w:tc>
+          <w:tcPr>
+            <w:cnfStyle w:val="001000000000" w:firstRow="0" w:lastRow="0" w:firstColumn="1" w:lastColumn="0" w:oddVBand="0" w:evenVBand="0" w:oddHBand="0" w:evenHBand="0" w:firstRowFirstColumn="0" w:firstRowLastColumn="0" w:lastRowFirstColumn="0" w:lastRowLastColumn="0"/>
+            <w:tcW w:w="0" w:type="auto"/>
+            <w:hideMark/>
+          </w:tcPr>
+          <w:p>
+            <w:pPr>
+              <w:spacing w:after="160" w:line="278" w:lineRule="auto"/>
+            </w:pPr>
+            <w:r>
+              <w:t>Section</w:t>
+            </w:r>
+          </w:p>
+        </w:tc>
+        <w:tc>
+          <w:tcPr>
+            <w:tcW w:w="0" w:type="auto"/>
+            <w:hideMark/>
+          </w:tcPr>
+          <w:p>
+            <w:pPr>
+              <w:spacing w:after="160" w:line="278" w:lineRule="auto"/>
+              <w:cnfStyle w:val="100000000000" w:firstRow="1" w:lastRow="0" w:firstColumn="0" w:lastColumn="0" w:oddVBand="0" w:evenVBand="0" w:oddHBand="0" w:evenHBand="0" w:firstRowFirstColumn="0" w:firstRowLastColumn="0" w:lastRowFirstColumn="0" w:lastRowLastColumn="0"/>
+            </w:pPr>
+            <w:r>
+              <w:t>Details</w:t>
+            </w:r>
+          </w:p>
+        </w:tc>
+      </w:tr>
+      <w:tr>
+        <w:trPr>
+          <w:cnfStyle w:val="000000100000" w:firstRow="0" w:lastRow="0" w:firstColumn="0" w:lastColumn="0" w:oddVBand="0" w:evenVBand="0" w:oddHBand="1" w:evenHBand="0" w:firstRowFirstColumn="0" w:firstRowLastColumn="0" w:lastRowFirstColumn="0" w:lastRowLastColumn="0"/>
+        </w:trPr>
+        <w:tc>
+          <w:tcPr>
+            <w:cnfStyle w:val="001000000000" w:firstRow="0" w:lastRow="0" w:firstColumn="1" w:lastColumn="0" w:oddVBand="0" w:evenVBand="0" w:oddHBand="0" w:evenHBand="0" w:firstRowFirstColumn="0" w:firstRowLastColumn="0" w:lastRowFirstColumn="0" w:lastRowLastColumn="0"/>
+            <w:tcW w:w="0" w:type="auto"/>
+            <w:hideMark/>
+          </w:tcPr>
+          <w:p>
+            <w:pPr>
+              <w:spacing w:after="160" w:line="278" w:lineRule="auto"/>
+            </w:pPr>
+            <w:r>
+              <w:t>UC Name</w:t>
+            </w:r>
+          </w:p>
+        </w:tc>
+        <w:tc>
+          <w:tcPr>
+            <w:tcW w:w="0" w:type="auto"/>
+            <w:hideMark/>
+          </w:tcPr>
+          <w:p>
+            <w:pPr>
+              <w:spacing w:after="160" w:line="278" w:lineRule="auto"/>
+              <w:cnfStyle w:val="000000100000" w:firstRow="0" w:lastRow="0" w:firstColumn="0" w:lastColumn="0" w:oddVBand="0" w:evenVBand="0" w:oddHBand="1" w:evenHBand="0" w:firstRowFirstColumn="0" w:firstRowLastColumn="0" w:lastRowFirstColumn="0" w:lastRowLastColumn="0"/>
+            </w:pPr>
+            <w:r>
+              <w:t>UC-GO-13 Join Event</w:t>
+            </w:r>
+          </w:p>
+        </w:tc>
+      </w:tr>
+      <w:tr>
+        <w:tc>
+          <w:tcPr>
+            <w:cnfStyle w:val="001000000000" w:firstRow="0" w:lastRow="0" w:firstColumn="1" w:lastColumn="0" w:oddVBand="0" w:evenVBand="0" w:oddHBand="0" w:evenHBand="0" w:firstRowFirstColumn="0" w:firstRowLastColumn="0" w:lastRowFirstColumn="0" w:lastRowLastColumn="0"/>
+            <w:tcW w:w="0" w:type="auto"/>
+            <w:hideMark/>
+          </w:tcPr>
+          <w:p>
+            <w:pPr>
+              <w:spacing w:after="160" w:line="278" w:lineRule="auto"/>
+            </w:pPr>
+            <w:r>
+              <w:t>Summary</w:t>
+            </w:r>
+          </w:p>
+        </w:tc>
+        <w:tc>
+          <w:tcPr>
+            <w:tcW w:w="0" w:type="auto"/>
+            <w:hideMark/>
+          </w:tcPr>
+          <w:p>
+            <w:pPr>
+              <w:spacing w:after="160" w:line="278" w:lineRule="auto"/>
+              <w:cnfStyle w:val="000000000000" w:firstRow="0" w:lastRow="0" w:firstColumn="0" w:lastColumn="0" w:oddVBand="0" w:evenVBand="0" w:oddHBand="0" w:evenHBand="0" w:firstRowFirstColumn="0" w:firstRowLastColumn="0" w:lastRowFirstColumn="0" w:lastRowLastColumn="0"/>
+            </w:pPr>
+            <w:r>
+              <w:t>A goer joins an event from the event details page.</w:t>
+            </w:r>
+          </w:p>
+        </w:tc>
+      </w:tr>
+      <w:tr>
+        <w:trPr>
+          <w:cnfStyle w:val="000000100000" w:firstRow="0" w:lastRow="0" w:firstColumn="0" w:lastColumn="0" w:oddVBand="0" w:evenVBand="0" w:oddHBand="1" w:evenHBand="0" w:firstRowFirstColumn="0" w:firstRowLastColumn="0" w:lastRowFirstColumn="0" w:lastRowLastColumn="0"/>
+        </w:trPr>
+        <w:tc>
+          <w:tcPr>
+            <w:cnfStyle w:val="001000000000" w:firstRow="0" w:lastRow="0" w:firstColumn="1" w:lastColumn="0" w:oddVBand="0" w:evenVBand="0" w:oddHBand="0" w:evenHBand="0" w:firstRowFirstColumn="0" w:firstRowLastColumn="0" w:lastRowFirstColumn="0" w:lastRowLastColumn="0"/>
+            <w:tcW w:w="0" w:type="auto"/>
+            <w:hideMark/>
+          </w:tcPr>
+          <w:p>
+            <w:pPr>
+              <w:spacing w:after="160" w:line="278" w:lineRule="auto"/>
+            </w:pPr>
+            <w:r>
+              <w:t>Dependency</w:t>
+            </w:r>
+          </w:p>
+        </w:tc>
+        <w:tc>
+          <w:tcPr>
+            <w:tcW w:w="0" w:type="auto"/>
+            <w:hideMark/>
+          </w:tcPr>
+          <w:p>
+            <w:pPr>
+              <w:spacing w:after="160" w:line="278" w:lineRule="auto"/>
+              <w:cnfStyle w:val="000000100000" w:firstRow="0" w:lastRow="0" w:firstColumn="0" w:lastColumn="0" w:oddVBand="0" w:evenVBand="0" w:oddHBand="1" w:evenHBand="0" w:firstRowFirstColumn="0" w:firstRowLastColumn="0" w:lastRowFirstColumn="0" w:lastRowLastColumn="0"/>
+            </w:pPr>
+            <w:r>
+              <w:t>UC-GO-12 (View Event Details)</w:t>
+            </w:r>
+          </w:p>
+        </w:tc>
+      </w:tr>
+      <w:tr>
+        <w:tc>
+          <w:tcPr>
+            <w:cnfStyle w:val="001000000000" w:firstRow="0" w:lastRow="0" w:firstColumn="1" w:lastColumn="0" w:oddVBand="0" w:evenVBand="0" w:oddHBand="0" w:evenHBand="0" w:firstRowFirstColumn="0" w:firstRowLastColumn="0" w:lastRowFirstColumn="0" w:lastRowLastColumn="0"/>
+            <w:tcW w:w="0" w:type="auto"/>
+            <w:hideMark/>
+          </w:tcPr>
+          <w:p>
+            <w:pPr>
+              <w:spacing w:after="160" w:line="278" w:lineRule="auto"/>
+            </w:pPr>
+            <w:r>
+              <w:t>Actors</w:t>
+            </w:r>
+          </w:p>
+        </w:tc>
+        <w:tc>
+          <w:tcPr>
+            <w:tcW w:w="0" w:type="auto"/>
+            <w:hideMark/>
+          </w:tcPr>
+          <w:p>
+            <w:pPr>
+              <w:spacing w:after="160" w:line="278" w:lineRule="auto"/>
+              <w:cnfStyle w:val="000000000000" w:firstRow="0" w:lastRow="0" w:firstColumn="0" w:lastColumn="0" w:oddVBand="0" w:evenVBand="0" w:oddHBand="0" w:evenHBand="0" w:firstRowFirstColumn="0" w:firstRowLastColumn="0" w:lastRowFirstColumn="0" w:lastRowLastColumn="0"/>
+            </w:pPr>
+            <w:r>
+              <w:t>Primary: Goer. Secondary: Registration Service.</w:t>
+            </w:r>
+          </w:p>
+        </w:tc>
+      </w:tr>
+      <w:tr>
+        <w:trPr>
+          <w:cnfStyle w:val="000000100000" w:firstRow="0" w:lastRow="0" w:firstColumn="0" w:lastColumn="0" w:oddVBand="0" w:evenVBand="0" w:oddHBand="1" w:evenHBand="0" w:firstRowFirstColumn="0" w:firstRowLastColumn="0" w:lastRowFirstColumn="0" w:lastRowLastColumn="0"/>
+        </w:trPr>
+        <w:tc>
+          <w:tcPr>
+            <w:cnfStyle w:val="001000000000" w:firstRow="0" w:lastRow="0" w:firstColumn="1" w:lastColumn="0" w:oddVBand="0" w:evenVBand="0" w:oddHBand="0" w:evenHBand="0" w:firstRowFirstColumn="0" w:firstRowLastColumn="0" w:lastRowFirstColumn="0" w:lastRowLastColumn="0"/>
+            <w:tcW w:w="0" w:type="auto"/>
+            <w:hideMark/>
+          </w:tcPr>
+          <w:p>
+            <w:pPr>
+              <w:spacing w:after="160" w:line="278" w:lineRule="auto"/>
+            </w:pPr>
+            <w:r>
+              <w:t>Preconditions</w:t>
+            </w:r>
+          </w:p>
+        </w:tc>
+        <w:tc>
+          <w:tcPr>
+            <w:tcW w:w="0" w:type="auto"/>
+            <w:hideMark/>
+          </w:tcPr>
+          <w:p>
+            <w:pPr>
+              <w:spacing w:after="160" w:line="278" w:lineRule="auto"/>
+              <w:cnfStyle w:val="000000100000" w:firstRow="0" w:lastRow="0" w:firstColumn="0" w:lastColumn="0" w:oddVBand="0" w:evenVBand="0" w:oddHBand="1" w:evenHBand="0" w:firstRowFirstColumn="0" w:firstRowLastColumn="0" w:lastRowFirstColumn="0" w:lastRowLastColumn="0"/>
+            </w:pPr>
+            <w:r>
+              <w:t>Event is open for registration and goer account is active.</w:t>
+            </w:r>
+          </w:p>
+        </w:tc>
+      </w:tr>
+      <w:tr>
+        <w:tc>
+          <w:tcPr>
+            <w:cnfStyle w:val="001000000000" w:firstRow="0" w:lastRow="0" w:firstColumn="1" w:lastColumn="0" w:oddVBand="0" w:evenVBand="0" w:oddHBand="0" w:evenHBand="0" w:firstRowFirstColumn="0" w:firstRowLastColumn="0" w:lastRowFirstColumn="0" w:lastRowLastColumn="0"/>
+            <w:tcW w:w="0" w:type="auto"/>
+            <w:hideMark/>
+          </w:tcPr>
+          <w:p>
+            <w:pPr>
+              <w:spacing w:after="160" w:line="278" w:lineRule="auto"/>
+            </w:pPr>
+            <w:r>
+              <w:t>Description of the Main Sequence</w:t>
+            </w:r>
+          </w:p>
+        </w:tc>
+        <w:tc>
+          <w:tcPr>
+            <w:tcW w:w="0" w:type="auto"/>
+            <w:hideMark/>
+          </w:tcPr>
+          <w:p>
+            <w:pPr>
+              <w:spacing w:after="160" w:line="278" w:lineRule="auto"/>
+              <w:cnfStyle w:val="000000000000" w:firstRow="0" w:lastRow="0" w:firstColumn="0" w:lastColumn="0" w:oddVBand="0" w:evenVBand="0" w:oddHBand="0" w:evenHBand="0" w:firstRowFirstColumn="0" w:firstRowLastColumn="0" w:lastRowFirstColumn="0" w:lastRowLastColumn="0"/>
+            </w:pPr>
+            <w:r>
+              <w:t>1. Goer clicks Join Event.</w:t>
+            </w:r>
+            <w:r>
+              <w:br/>
+              <w:t>2. System validates eligibility and seat availability.</w:t>
+            </w:r>
+            <w:r>
+              <w:br/>
+              <w:t>3. System confirms join and updates attendee count.</w:t>
+            </w:r>
+            <w:r>
+              <w:br/>
+              <w:t>4. Goer receives join confirmation.</w:t>
+            </w:r>
+          </w:p>
+        </w:tc>
+      </w:tr>
+      <w:tr>
+        <w:trPr>
+          <w:cnfStyle w:val="000000100000" w:firstRow="0" w:lastRow="0" w:firstColumn="0" w:lastColumn="0" w:oddVBand="0" w:evenVBand="0" w:oddHBand="1" w:evenHBand="0" w:firstRowFirstColumn="0" w:firstRowLastColumn="0" w:lastRowFirstColumn="0" w:lastRowLastColumn="0"/>
+        </w:trPr>
+        <w:tc>
+          <w:tcPr>
+            <w:cnfStyle w:val="001000000000" w:firstRow="0" w:lastRow="0" w:firstColumn="1" w:lastColumn="0" w:oddVBand="0" w:evenVBand="0" w:oddHBand="0" w:evenHBand="0" w:firstRowFirstColumn="0" w:firstRowLastColumn="0" w:lastRowFirstColumn="0" w:lastRowLastColumn="0"/>
+            <w:tcW w:w="0" w:type="auto"/>
+            <w:hideMark/>
+          </w:tcPr>
+          <w:p>
+            <w:pPr>
+              <w:spacing w:after="160" w:line="278" w:lineRule="auto"/>
+            </w:pPr>
+            <w:r>
+              <w:t>Description of the Alternative Sequence</w:t>
+            </w:r>
+          </w:p>
+        </w:tc>
+        <w:tc>
+          <w:tcPr>
+            <w:tcW w:w="0" w:type="auto"/>
+            <w:hideMark/>
+          </w:tcPr>
+          <w:p>
+            <w:pPr>
+              <w:spacing w:after="160" w:line="278" w:lineRule="auto"/>
+              <w:cnfStyle w:val="000000100000" w:firstRow="0" w:lastRow="0" w:firstColumn="0" w:lastColumn="0" w:oddVBand="0" w:evenVBand="0" w:oddHBand="1" w:evenHBand="0" w:firstRowFirstColumn="0" w:firstRowLastColumn="0" w:lastRowFirstColumn="0" w:lastRowLastColumn="0"/>
+            </w:pPr>
+            <w:r>
+              <w:t>A1. If event is full, system offers waitlist flow.</w:t>
+            </w:r>
+            <w:r>
+              <w:br/>
+              <w:t>A2. If goer already joined, system shows existing membership status.</w:t>
+            </w:r>
+          </w:p>
+        </w:tc>
+      </w:tr>
+      <w:tr>
+        <w:tc>
+          <w:tcPr>
+            <w:cnfStyle w:val="001000000000" w:firstRow="0" w:lastRow="0" w:firstColumn="1" w:lastColumn="0" w:oddVBand="0" w:evenVBand="0" w:oddHBand="0" w:evenHBand="0" w:firstRowFirstColumn="0" w:firstRowLastColumn="0" w:lastRowFirstColumn="0" w:lastRowLastColumn="0"/>
+            <w:tcW w:w="0" w:type="auto"/>
+            <w:hideMark/>
+          </w:tcPr>
+          <w:p>
+            <w:pPr>
+              <w:spacing w:after="160" w:line="278" w:lineRule="auto"/>
+            </w:pPr>
+            <w:proofErr w:type="spellStart"/>
+            <w:r>
+              <w:t>Non functional</w:t>
+            </w:r>
+            <w:proofErr w:type="spellEnd"/>
+            <w:r>
+              <w:t xml:space="preserve"> requirements</w:t>
+            </w:r>
+          </w:p>
+        </w:tc>
+        <w:tc>
+          <w:tcPr>
+            <w:tcW w:w="0" w:type="auto"/>
+            <w:hideMark/>
+          </w:tcPr>
+          <w:p>
+            <w:pPr>
+              <w:spacing w:after="160" w:line="278" w:lineRule="auto"/>
+              <w:cnfStyle w:val="000000000000" w:firstRow="0" w:lastRow="0" w:firstColumn="0" w:lastColumn="0" w:oddVBand="0" w:evenVBand="0" w:oddHBand="0" w:evenHBand="0" w:firstRowFirstColumn="0" w:firstRowLastColumn="0" w:lastRowFirstColumn="0" w:lastRowLastColumn="0"/>
+            </w:pPr>
+            <w:r>
+              <w:t>Join confirmation should complete in less than 2 seconds and avoid duplicate joins.</w:t>
+            </w:r>
+          </w:p>
+        </w:tc>
+      </w:tr>
+      <w:tr>
+        <w:trPr>
+          <w:cnfStyle w:val="000000100000" w:firstRow="0" w:lastRow="0" w:firstColumn="0" w:lastColumn="0" w:oddVBand="0" w:evenVBand="0" w:oddHBand="1" w:evenHBand="0" w:firstRowFirstColumn="0" w:firstRowLastColumn="0" w:lastRowFirstColumn="0" w:lastRowLastColumn="0"/>
+        </w:trPr>
+        <w:tc>
+          <w:tcPr>
+            <w:cnfStyle w:val="001000000000" w:firstRow="0" w:lastRow="0" w:firstColumn="1" w:lastColumn="0" w:oddVBand="0" w:evenVBand="0" w:oddHBand="0" w:evenHBand="0" w:firstRowFirstColumn="0" w:firstRowLastColumn="0" w:lastRowFirstColumn="0" w:lastRowLastColumn="0"/>
+            <w:tcW w:w="0" w:type="auto"/>
+            <w:hideMark/>
+          </w:tcPr>
+          <w:p>
+            <w:pPr>
+              <w:spacing w:after="160" w:line="278" w:lineRule="auto"/>
+            </w:pPr>
+            <w:r>
+              <w:t>Postconditions</w:t>
+            </w:r>
+          </w:p>
+        </w:tc>
+        <w:tc>
+          <w:tcPr>
+            <w:tcW w:w="0" w:type="auto"/>
+            <w:hideMark/>
+          </w:tcPr>
+          <w:p>
+            <w:pPr>
+              <w:spacing w:after="160" w:line="278" w:lineRule="auto"/>
+              <w:cnfStyle w:val="000000100000" w:firstRow="0" w:lastRow="0" w:firstColumn="0" w:lastColumn="0" w:oddVBand="0" w:evenVBand="0" w:oddHBand="1" w:evenHBand="0" w:firstRowFirstColumn="0" w:firstRowLastColumn="0" w:lastRowFirstColumn="0" w:lastRowLastColumn="0"/>
+            </w:pPr>
+            <w:r>
+              <w:t>Goer is registered as an attendee or redirected to waitlist path.</w:t>
+            </w:r>
+          </w:p>
+        </w:tc>
+      </w:tr>
+    </w:tbl>
+    <w:p>
+      <w:pPr>
+        <w:rPr>
+          <w:b/>
+          <w:bCs/>
+        </w:rPr>
+      </w:pPr>
+    </w:p>
+    <w:p>
+      <w:pPr>
+        <w:rPr>
+          <w:b/>
+          <w:bCs/>
+        </w:rPr>
+      </w:pPr>
+      <w:r>
+        <w:rPr>
+          <w:b/>
+          <w:bCs/>
+        </w:rPr>
+        <w:br w:type="page"/>
+      </w:r>
+    </w:p>
+    <w:p>
+      <w:pPr>
+        <w:rPr>
+          <w:b/>
+          <w:bCs/>
+        </w:rPr>
+      </w:pPr>
+      <w:r>
+        <w:rPr>
+          <w:b/>
+          <w:bCs/>
+        </w:rPr>
+        <w:lastRenderedPageBreak/>
+        <w:t>UC-GO-14: Manage Hosted Event</w:t>
+      </w:r>
+    </w:p>
+    <w:tbl>
+      <w:tblPr>
+        <w:tblStyle w:val="GridTable4-Accent1"/>
+        <w:tblW w:w="0" w:type="auto"/>
+        <w:tblLook w:val="04A0" w:firstRow="1" w:lastRow="0" w:firstColumn="1" w:lastColumn="0" w:noHBand="0" w:noVBand="1"/>
+      </w:tblPr>
+      <w:tblGrid>
+        <w:gridCol w:w="3117"/>
+        <w:gridCol w:w="6233"/>
+      </w:tblGrid>
+      <w:tr>
+        <w:trPr>
+          <w:cnfStyle w:val="100000000000" w:firstRow="1" w:lastRow="0" w:firstColumn="0" w:lastColumn="0" w:oddVBand="0" w:evenVBand="0" w:oddHBand="0" w:evenHBand="0" w:firstRowFirstColumn="0" w:firstRowLastColumn="0" w:lastRowFirstColumn="0" w:lastRowLastColumn="0"/>
+        </w:trPr>
+        <w:tc>
+          <w:tcPr>
+            <w:cnfStyle w:val="001000000000" w:firstRow="0" w:lastRow="0" w:firstColumn="1" w:lastColumn="0" w:oddVBand="0" w:evenVBand="0" w:oddHBand="0" w:evenHBand="0" w:firstRowFirstColumn="0" w:firstRowLastColumn="0" w:lastRowFirstColumn="0" w:lastRowLastColumn="0"/>
+            <w:tcW w:w="0" w:type="auto"/>
+            <w:hideMark/>
+          </w:tcPr>
+          <w:p>
+            <w:pPr>
+              <w:spacing w:after="160" w:line="278" w:lineRule="auto"/>
+            </w:pPr>
+            <w:r>
+              <w:t>Section</w:t>
+            </w:r>
+          </w:p>
+        </w:tc>
+        <w:tc>
+          <w:tcPr>
+            <w:tcW w:w="0" w:type="auto"/>
+            <w:hideMark/>
+          </w:tcPr>
+          <w:p>
+            <w:pPr>
+              <w:spacing w:after="160" w:line="278" w:lineRule="auto"/>
+              <w:cnfStyle w:val="100000000000" w:firstRow="1" w:lastRow="0" w:firstColumn="0" w:lastColumn="0" w:oddVBand="0" w:evenVBand="0" w:oddHBand="0" w:evenHBand="0" w:firstRowFirstColumn="0" w:firstRowLastColumn="0" w:lastRowFirstColumn="0" w:lastRowLastColumn="0"/>
+            </w:pPr>
+            <w:r>
+              <w:t>Details</w:t>
+            </w:r>
+          </w:p>
+        </w:tc>
+      </w:tr>
+      <w:tr>
+        <w:trPr>
+          <w:cnfStyle w:val="000000100000" w:firstRow="0" w:lastRow="0" w:firstColumn="0" w:lastColumn="0" w:oddVBand="0" w:evenVBand="0" w:oddHBand="1" w:evenHBand="0" w:firstRowFirstColumn="0" w:firstRowLastColumn="0" w:lastRowFirstColumn="0" w:lastRowLastColumn="0"/>
+        </w:trPr>
+        <w:tc>
+          <w:tcPr>
+            <w:cnfStyle w:val="001000000000" w:firstRow="0" w:lastRow="0" w:firstColumn="1" w:lastColumn="0" w:oddVBand="0" w:evenVBand="0" w:oddHBand="0" w:evenHBand="0" w:firstRowFirstColumn="0" w:firstRowLastColumn="0" w:lastRowFirstColumn="0" w:lastRowLastColumn="0"/>
+            <w:tcW w:w="0" w:type="auto"/>
+            <w:hideMark/>
+          </w:tcPr>
+          <w:p>
+            <w:pPr>
+              <w:spacing w:after="160" w:line="278" w:lineRule="auto"/>
+            </w:pPr>
+            <w:r>
+              <w:t>UC Name</w:t>
+            </w:r>
+          </w:p>
+        </w:tc>
+        <w:tc>
+          <w:tcPr>
+            <w:tcW w:w="0" w:type="auto"/>
+            <w:hideMark/>
+          </w:tcPr>
+          <w:p>
+            <w:pPr>
+              <w:spacing w:after="160" w:line="278" w:lineRule="auto"/>
+              <w:cnfStyle w:val="000000100000" w:firstRow="0" w:lastRow="0" w:firstColumn="0" w:lastColumn="0" w:oddVBand="0" w:evenVBand="0" w:oddHBand="1" w:evenHBand="0" w:firstRowFirstColumn="0" w:firstRowLastColumn="0" w:lastRowFirstColumn="0" w:lastRowLastColumn="0"/>
+            </w:pPr>
+            <w:r>
+              <w:t>UC-GO-14 Manage Hosted Event</w:t>
+            </w:r>
+          </w:p>
+        </w:tc>
+      </w:tr>
+      <w:tr>
+        <w:tc>
+          <w:tcPr>
+            <w:cnfStyle w:val="001000000000" w:firstRow="0" w:lastRow="0" w:firstColumn="1" w:lastColumn="0" w:oddVBand="0" w:evenVBand="0" w:oddHBand="0" w:evenHBand="0" w:firstRowFirstColumn="0" w:firstRowLastColumn="0" w:lastRowFirstColumn="0" w:lastRowLastColumn="0"/>
+            <w:tcW w:w="0" w:type="auto"/>
+            <w:hideMark/>
+          </w:tcPr>
+          <w:p>
+            <w:pPr>
+              <w:spacing w:after="160" w:line="278" w:lineRule="auto"/>
+            </w:pPr>
+            <w:r>
+              <w:t>Summary</w:t>
+            </w:r>
+          </w:p>
+        </w:tc>
+        <w:tc>
+          <w:tcPr>
+            <w:tcW w:w="0" w:type="auto"/>
+            <w:hideMark/>
+          </w:tcPr>
+          <w:p>
+            <w:pPr>
+              <w:spacing w:after="160" w:line="278" w:lineRule="auto"/>
+              <w:cnfStyle w:val="000000000000" w:firstRow="0" w:lastRow="0" w:firstColumn="0" w:lastColumn="0" w:oddVBand="0" w:evenVBand="0" w:oddHBand="0" w:evenHBand="0" w:firstRowFirstColumn="0" w:firstRowLastColumn="0" w:lastRowFirstColumn="0" w:lastRowLastColumn="0"/>
+            </w:pPr>
+            <w:r>
+              <w:t>A goer host accesses event management controls for hosted events.</w:t>
+            </w:r>
+          </w:p>
+        </w:tc>
+      </w:tr>
+      <w:tr>
+        <w:trPr>
+          <w:cnfStyle w:val="000000100000" w:firstRow="0" w:lastRow="0" w:firstColumn="0" w:lastColumn="0" w:oddVBand="0" w:evenVBand="0" w:oddHBand="1" w:evenHBand="0" w:firstRowFirstColumn="0" w:firstRowLastColumn="0" w:lastRowFirstColumn="0" w:lastRowLastColumn="0"/>
+        </w:trPr>
+        <w:tc>
+          <w:tcPr>
+            <w:cnfStyle w:val="001000000000" w:firstRow="0" w:lastRow="0" w:firstColumn="1" w:lastColumn="0" w:oddVBand="0" w:evenVBand="0" w:oddHBand="0" w:evenHBand="0" w:firstRowFirstColumn="0" w:firstRowLastColumn="0" w:lastRowFirstColumn="0" w:lastRowLastColumn="0"/>
+            <w:tcW w:w="0" w:type="auto"/>
+            <w:hideMark/>
+          </w:tcPr>
+          <w:p>
+            <w:pPr>
+              <w:spacing w:after="160" w:line="278" w:lineRule="auto"/>
+            </w:pPr>
+            <w:r>
+              <w:t>Dependency</w:t>
+            </w:r>
+          </w:p>
+        </w:tc>
+        <w:tc>
+          <w:tcPr>
+            <w:tcW w:w="0" w:type="auto"/>
+            <w:hideMark/>
+          </w:tcPr>
+          <w:p>
+            <w:pPr>
+              <w:spacing w:after="160" w:line="278" w:lineRule="auto"/>
+              <w:cnfStyle w:val="000000100000" w:firstRow="0" w:lastRow="0" w:firstColumn="0" w:lastColumn="0" w:oddVBand="0" w:evenVBand="0" w:oddHBand="1" w:evenHBand="0" w:firstRowFirstColumn="0" w:firstRowLastColumn="0" w:lastRowFirstColumn="0" w:lastRowLastColumn="0"/>
+            </w:pPr>
+            <w:r>
+              <w:t>None</w:t>
+            </w:r>
+          </w:p>
+        </w:tc>
+      </w:tr>
+      <w:tr>
+        <w:tc>
+          <w:tcPr>
+            <w:cnfStyle w:val="001000000000" w:firstRow="0" w:lastRow="0" w:firstColumn="1" w:lastColumn="0" w:oddVBand="0" w:evenVBand="0" w:oddHBand="0" w:evenHBand="0" w:firstRowFirstColumn="0" w:firstRowLastColumn="0" w:lastRowFirstColumn="0" w:lastRowLastColumn="0"/>
+            <w:tcW w:w="0" w:type="auto"/>
+            <w:hideMark/>
+          </w:tcPr>
+          <w:p>
+            <w:pPr>
+              <w:spacing w:after="160" w:line="278" w:lineRule="auto"/>
+            </w:pPr>
+            <w:r>
+              <w:t>Actors</w:t>
+            </w:r>
+          </w:p>
+        </w:tc>
+        <w:tc>
+          <w:tcPr>
+            <w:tcW w:w="0" w:type="auto"/>
+            <w:hideMark/>
+          </w:tcPr>
+          <w:p>
+            <w:pPr>
+              <w:spacing w:after="160" w:line="278" w:lineRule="auto"/>
+              <w:cnfStyle w:val="000000000000" w:firstRow="0" w:lastRow="0" w:firstColumn="0" w:lastColumn="0" w:oddVBand="0" w:evenVBand="0" w:oddHBand="0" w:evenHBand="0" w:firstRowFirstColumn="0" w:firstRowLastColumn="0" w:lastRowFirstColumn="0" w:lastRowLastColumn="0"/>
+            </w:pPr>
+            <w:r>
+              <w:t>Primary: Goer (Host Mode). Secondary: Event Management Service.</w:t>
+            </w:r>
+          </w:p>
+        </w:tc>
+      </w:tr>
+      <w:tr>
+        <w:trPr>
+          <w:cnfStyle w:val="000000100000" w:firstRow="0" w:lastRow="0" w:firstColumn="0" w:lastColumn="0" w:oddVBand="0" w:evenVBand="0" w:oddHBand="1" w:evenHBand="0" w:firstRowFirstColumn="0" w:firstRowLastColumn="0" w:lastRowFirstColumn="0" w:lastRowLastColumn="0"/>
+        </w:trPr>
+        <w:tc>
+          <w:tcPr>
+            <w:cnfStyle w:val="001000000000" w:firstRow="0" w:lastRow="0" w:firstColumn="1" w:lastColumn="0" w:oddVBand="0" w:evenVBand="0" w:oddHBand="0" w:evenHBand="0" w:firstRowFirstColumn="0" w:firstRowLastColumn="0" w:lastRowFirstColumn="0" w:lastRowLastColumn="0"/>
+            <w:tcW w:w="0" w:type="auto"/>
+            <w:hideMark/>
+          </w:tcPr>
+          <w:p>
+            <w:pPr>
+              <w:spacing w:after="160" w:line="278" w:lineRule="auto"/>
+            </w:pPr>
+            <w:r>
+              <w:t>Preconditions</w:t>
+            </w:r>
+          </w:p>
+        </w:tc>
+        <w:tc>
+          <w:tcPr>
+            <w:tcW w:w="0" w:type="auto"/>
+            <w:hideMark/>
+          </w:tcPr>
+          <w:p>
+            <w:pPr>
+              <w:spacing w:after="160" w:line="278" w:lineRule="auto"/>
+              <w:cnfStyle w:val="000000100000" w:firstRow="0" w:lastRow="0" w:firstColumn="0" w:lastColumn="0" w:oddVBand="0" w:evenVBand="0" w:oddHBand="1" w:evenHBand="0" w:firstRowFirstColumn="0" w:firstRowLastColumn="0" w:lastRowFirstColumn="0" w:lastRowLastColumn="0"/>
+            </w:pPr>
+            <w:r>
+              <w:t>Goer is in host mode and owns at least one event draft or published event.</w:t>
+            </w:r>
+          </w:p>
+        </w:tc>
+      </w:tr>
+      <w:tr>
+        <w:tc>
+          <w:tcPr>
+            <w:cnfStyle w:val="001000000000" w:firstRow="0" w:lastRow="0" w:firstColumn="1" w:lastColumn="0" w:oddVBand="0" w:evenVBand="0" w:oddHBand="0" w:evenHBand="0" w:firstRowFirstColumn="0" w:firstRowLastColumn="0" w:lastRowFirstColumn="0" w:lastRowLastColumn="0"/>
+            <w:tcW w:w="0" w:type="auto"/>
+            <w:hideMark/>
+          </w:tcPr>
+          <w:p>
+            <w:pPr>
+              <w:spacing w:after="160" w:line="278" w:lineRule="auto"/>
+            </w:pPr>
+            <w:r>
+              <w:t>Description of the Main Sequence</w:t>
+            </w:r>
+          </w:p>
+        </w:tc>
+        <w:tc>
+          <w:tcPr>
+            <w:tcW w:w="0" w:type="auto"/>
+            <w:hideMark/>
+          </w:tcPr>
+          <w:p>
+            <w:pPr>
+              <w:spacing w:after="160" w:line="278" w:lineRule="auto"/>
+              <w:cnfStyle w:val="000000000000" w:firstRow="0" w:lastRow="0" w:firstColumn="0" w:lastColumn="0" w:oddVBand="0" w:evenVBand="0" w:oddHBand="0" w:evenHBand="0" w:firstRowFirstColumn="0" w:firstRowLastColumn="0" w:lastRowFirstColumn="0" w:lastRowLastColumn="0"/>
+            </w:pPr>
+            <w:r>
+              <w:t>1. Goer host opens host dashboard.</w:t>
+            </w:r>
+            <w:r>
+              <w:br/>
+              <w:t>2. System lists managed events with status and controls.</w:t>
+            </w:r>
+            <w:r>
+              <w:br/>
+              <w:t>3. Goer host selects an event to configure hosting actions.</w:t>
+            </w:r>
+            <w:r>
+              <w:br/>
+              <w:t>4. System opens management panel for draft, capacity, communication, and recurrence actions.</w:t>
+            </w:r>
+          </w:p>
+        </w:tc>
+      </w:tr>
+      <w:tr>
+        <w:trPr>
+          <w:cnfStyle w:val="000000100000" w:firstRow="0" w:lastRow="0" w:firstColumn="0" w:lastColumn="0" w:oddVBand="0" w:evenVBand="0" w:oddHBand="1" w:evenHBand="0" w:firstRowFirstColumn="0" w:firstRowLastColumn="0" w:lastRowFirstColumn="0" w:lastRowLastColumn="0"/>
+        </w:trPr>
+        <w:tc>
+          <w:tcPr>
+            <w:cnfStyle w:val="001000000000" w:firstRow="0" w:lastRow="0" w:firstColumn="1" w:lastColumn="0" w:oddVBand="0" w:evenVBand="0" w:oddHBand="0" w:evenHBand="0" w:firstRowFirstColumn="0" w:firstRowLastColumn="0" w:lastRowFirstColumn="0" w:lastRowLastColumn="0"/>
+            <w:tcW w:w="0" w:type="auto"/>
+            <w:hideMark/>
+          </w:tcPr>
+          <w:p>
+            <w:pPr>
+              <w:spacing w:after="160" w:line="278" w:lineRule="auto"/>
+            </w:pPr>
+            <w:r>
+              <w:t>Description of the Alternative Sequence</w:t>
+            </w:r>
+          </w:p>
+        </w:tc>
+        <w:tc>
+          <w:tcPr>
+            <w:tcW w:w="0" w:type="auto"/>
+            <w:hideMark/>
+          </w:tcPr>
+          <w:p>
+            <w:pPr>
+              <w:spacing w:after="160" w:line="278" w:lineRule="auto"/>
+              <w:cnfStyle w:val="000000100000" w:firstRow="0" w:lastRow="0" w:firstColumn="0" w:lastColumn="0" w:oddVBand="0" w:evenVBand="0" w:oddHBand="1" w:evenHBand="0" w:firstRowFirstColumn="0" w:firstRowLastColumn="0" w:lastRowFirstColumn="0" w:lastRowLastColumn="0"/>
+            </w:pPr>
+            <w:r>
+              <w:t>A1. If no hosted events exist, system prompts creation of a new draft.</w:t>
+            </w:r>
+            <w:r>
+              <w:br/>
+              <w:t>A2. If goer lacks ownership rights, system blocks access.</w:t>
+            </w:r>
+          </w:p>
+        </w:tc>
+      </w:tr>
+      <w:tr>
+        <w:tc>
+          <w:tcPr>
+            <w:cnfStyle w:val="001000000000" w:firstRow="0" w:lastRow="0" w:firstColumn="1" w:lastColumn="0" w:oddVBand="0" w:evenVBand="0" w:oddHBand="0" w:evenHBand="0" w:firstRowFirstColumn="0" w:firstRowLastColumn="0" w:lastRowFirstColumn="0" w:lastRowLastColumn="0"/>
+            <w:tcW w:w="0" w:type="auto"/>
+            <w:hideMark/>
+          </w:tcPr>
+          <w:p>
+            <w:pPr>
+              <w:spacing w:after="160" w:line="278" w:lineRule="auto"/>
+            </w:pPr>
+            <w:proofErr w:type="spellStart"/>
+            <w:r>
+              <w:t>Non functional</w:t>
+            </w:r>
+            <w:proofErr w:type="spellEnd"/>
+            <w:r>
+              <w:t xml:space="preserve"> requirements</w:t>
+            </w:r>
+          </w:p>
+        </w:tc>
+        <w:tc>
+          <w:tcPr>
+            <w:tcW w:w="0" w:type="auto"/>
+            <w:hideMark/>
+          </w:tcPr>
+          <w:p>
+            <w:pPr>
+              <w:spacing w:after="160" w:line="278" w:lineRule="auto"/>
+              <w:cnfStyle w:val="000000000000" w:firstRow="0" w:lastRow="0" w:firstColumn="0" w:lastColumn="0" w:oddVBand="0" w:evenVBand="0" w:oddHBand="0" w:evenHBand="0" w:firstRowFirstColumn="0" w:firstRowLastColumn="0" w:lastRowFirstColumn="0" w:lastRowLastColumn="0"/>
+            </w:pPr>
+            <w:r>
+              <w:t>Management dashboard should load in less than 3 seconds for standard event volumes.</w:t>
+            </w:r>
+          </w:p>
+        </w:tc>
+      </w:tr>
+      <w:tr>
+        <w:trPr>
+          <w:cnfStyle w:val="000000100000" w:firstRow="0" w:lastRow="0" w:firstColumn="0" w:lastColumn="0" w:oddVBand="0" w:evenVBand="0" w:oddHBand="1" w:evenHBand="0" w:firstRowFirstColumn="0" w:firstRowLastColumn="0" w:lastRowFirstColumn="0" w:lastRowLastColumn="0"/>
+        </w:trPr>
+        <w:tc>
+          <w:tcPr>
+            <w:cnfStyle w:val="001000000000" w:firstRow="0" w:lastRow="0" w:firstColumn="1" w:lastColumn="0" w:oddVBand="0" w:evenVBand="0" w:oddHBand="0" w:evenHBand="0" w:firstRowFirstColumn="0" w:firstRowLastColumn="0" w:lastRowFirstColumn="0" w:lastRowLastColumn="0"/>
+            <w:tcW w:w="0" w:type="auto"/>
+            <w:hideMark/>
+          </w:tcPr>
+          <w:p>
+            <w:pPr>
+              <w:spacing w:after="160" w:line="278" w:lineRule="auto"/>
+            </w:pPr>
+            <w:r>
+              <w:t>Postconditions</w:t>
+            </w:r>
+          </w:p>
+        </w:tc>
+        <w:tc>
+          <w:tcPr>
+            <w:tcW w:w="0" w:type="auto"/>
+            <w:hideMark/>
+          </w:tcPr>
+          <w:p>
+            <w:pPr>
+              <w:spacing w:after="160" w:line="278" w:lineRule="auto"/>
+              <w:cnfStyle w:val="000000100000" w:firstRow="0" w:lastRow="0" w:firstColumn="0" w:lastColumn="0" w:oddVBand="0" w:evenVBand="0" w:oddHBand="1" w:evenHBand="0" w:firstRowFirstColumn="0" w:firstRowLastColumn="0" w:lastRowFirstColumn="0" w:lastRowLastColumn="0"/>
+            </w:pPr>
+            <w:r>
+              <w:t>Goer host is ready to execute hosting sub-use-cases on selected event.</w:t>
+            </w:r>
+          </w:p>
+        </w:tc>
+      </w:tr>
+    </w:tbl>
+    <w:p>
+      <w:pPr>
+        <w:rPr>
+          <w:sz w:val="36"/>
+          <w:szCs w:val="36"/>
+        </w:rPr>
+      </w:pPr>
+    </w:p>
     <w:sectPr>
       <w:pgSz w:w="12240" w:h="15840"/>
       <w:pgMar w:top="1440" w:right="1440" w:bottom="1440" w:left="1440" w:header="708" w:footer="708" w:gutter="0"/>
@@ -4591,7 +6230,6 @@
     <w:next w:val="Normal"/>
     <w:link w:val="Heading3Char"/>
     <w:uiPriority w:val="9"/>
-    <w:semiHidden/>
     <w:unhideWhenUsed/>
     <w:qFormat/>
     <w:rsid w:val="00E50054"/>
@@ -4743,7 +6381,6 @@
   <w:style w:type="character" w:default="1" w:styleId="DefaultParagraphFont">
     <w:name w:val="Default Paragraph Font"/>
     <w:uiPriority w:val="1"/>
-    <w:semiHidden/>
     <w:unhideWhenUsed/>
   </w:style>
   <w:style w:type="table" w:default="1" w:styleId="TableNormal">
@@ -4799,7 +6436,6 @@
     <w:basedOn w:val="DefaultParagraphFont"/>
     <w:link w:val="Heading3"/>
     <w:uiPriority w:val="9"/>
-    <w:semiHidden/>
     <w:rsid w:val="00E50054"/>
     <w:rPr>
       <w:rFonts w:eastAsiaTheme="majorEastAsia" w:cstheme="majorBidi"/>
@@ -5133,6 +6769,82 @@
       </w:tcPr>
     </w:tblStylePr>
   </w:style>
+  <w:style w:type="table" w:styleId="GridTable4">
+    <w:name w:val="Grid Table 4"/>
+    <w:basedOn w:val="TableNormal"/>
+    <w:uiPriority w:val="49"/>
+    <w:rsid w:val="007C7853"/>
+    <w:pPr>
+      <w:spacing w:after="0" w:line="240" w:lineRule="auto"/>
+    </w:pPr>
+    <w:tblPr>
+      <w:tblStyleRowBandSize w:val="1"/>
+      <w:tblStyleColBandSize w:val="1"/>
+      <w:tblBorders>
+        <w:top w:val="single" w:sz="4" w:space="0" w:color="666666" w:themeColor="text1" w:themeTint="99"/>
+        <w:left w:val="single" w:sz="4" w:space="0" w:color="666666" w:themeColor="text1" w:themeTint="99"/>
+        <w:bottom w:val="single" w:sz="4" w:space="0" w:color="666666" w:themeColor="text1" w:themeTint="99"/>
+        <w:right w:val="single" w:sz="4" w:space="0" w:color="666666" w:themeColor="text1" w:themeTint="99"/>
+        <w:insideH w:val="single" w:sz="4" w:space="0" w:color="666666" w:themeColor="text1" w:themeTint="99"/>
+        <w:insideV w:val="single" w:sz="4" w:space="0" w:color="666666" w:themeColor="text1" w:themeTint="99"/>
+      </w:tblBorders>
+    </w:tblPr>
+    <w:tblStylePr w:type="firstRow">
+      <w:rPr>
+        <w:b/>
+        <w:bCs/>
+        <w:color w:val="FFFFFF" w:themeColor="background1"/>
+      </w:rPr>
+      <w:tblPr/>
+      <w:tcPr>
+        <w:tcBorders>
+          <w:top w:val="single" w:sz="4" w:space="0" w:color="000000" w:themeColor="text1"/>
+          <w:left w:val="single" w:sz="4" w:space="0" w:color="000000" w:themeColor="text1"/>
+          <w:bottom w:val="single" w:sz="4" w:space="0" w:color="000000" w:themeColor="text1"/>
+          <w:right w:val="single" w:sz="4" w:space="0" w:color="000000" w:themeColor="text1"/>
+          <w:insideH w:val="nil"/>
+          <w:insideV w:val="nil"/>
+        </w:tcBorders>
+        <w:shd w:val="clear" w:color="auto" w:fill="000000" w:themeFill="text1"/>
+      </w:tcPr>
+    </w:tblStylePr>
+    <w:tblStylePr w:type="lastRow">
+      <w:rPr>
+        <w:b/>
+        <w:bCs/>
+      </w:rPr>
+      <w:tblPr/>
+      <w:tcPr>
+        <w:tcBorders>
+          <w:top w:val="double" w:sz="4" w:space="0" w:color="000000" w:themeColor="text1"/>
+        </w:tcBorders>
+      </w:tcPr>
+    </w:tblStylePr>
+    <w:tblStylePr w:type="firstCol">
+      <w:rPr>
+        <w:b/>
+        <w:bCs/>
+      </w:rPr>
+    </w:tblStylePr>
+    <w:tblStylePr w:type="lastCol">
+      <w:rPr>
+        <w:b/>
+        <w:bCs/>
+      </w:rPr>
+    </w:tblStylePr>
+    <w:tblStylePr w:type="band1Vert">
+      <w:tblPr/>
+      <w:tcPr>
+        <w:shd w:val="clear" w:color="auto" w:fill="CCCCCC" w:themeFill="text1" w:themeFillTint="33"/>
+      </w:tcPr>
+    </w:tblStylePr>
+    <w:tblStylePr w:type="band1Horz">
+      <w:tblPr/>
+      <w:tcPr>
+        <w:shd w:val="clear" w:color="auto" w:fill="CCCCCC" w:themeFill="text1" w:themeFillTint="33"/>
+      </w:tcPr>
+    </w:tblStylePr>
+  </w:style>
 </w:styles>
 </file>
 
